--- a/TRAIGA_Auditor_User_Guide_v1.docx
+++ b/TRAIGA_Auditor_User_Guide_v1.docx
@@ -93,7 +93,7 @@
         <w:t xml:space="preserve"> </w:t>
       </w:r>
       <w:r>
-        <w:t xml:space="preserve">1.2</w:t>
+        <w:t xml:space="preserve">1.6</w:t>
       </w:r>
     </w:p>
     <w:p>
@@ -101,13 +101,13 @@
         <w:pStyle w:val="Date"/>
       </w:pPr>
       <w:r>
-        <w:t xml:space="preserve">July</w:t>
-      </w:r>
-      <w:r>
-        <w:t xml:space="preserve"> </w:t>
-      </w:r>
-      <w:r>
-        <w:t xml:space="preserve">18,</w:t>
+        <w:t xml:space="preserve">August</w:t>
+      </w:r>
+      <w:r>
+        <w:t xml:space="preserve"> </w:t>
+      </w:r>
+      <w:r>
+        <w:t xml:space="preserve">21,</w:t>
       </w:r>
       <w:r>
         <w:t xml:space="preserve"> </w:t>
@@ -1981,7 +1981,7 @@
         <w:rPr>
           <w:b/>
         </w:rPr>
-        <w:t xml:space="preserve">Import Procurement / Sync Staff Usage / Agendas</w:t>
+        <w:t xml:space="preserve">Import Procurement / Sync Staff Usage / Agendas / OAuth</w:t>
       </w:r>
       <w:r>
         <w:t xml:space="preserve"> </w:t>
@@ -2494,11 +2494,11 @@
     </w:p>
     <w:p>
       <w:pPr>
-        <w:pStyle w:val="Heading1"/>
-      </w:pPr>
-      <w:bookmarkStart w:id="37" w:name="safe-harbor-readiness-framework-lenses"/>
-      <w:r>
-        <w:t xml:space="preserve">Safe Harbor Readiness &amp; Framework Lenses</w:t>
+        <w:pStyle w:val="Heading2"/>
+      </w:pPr>
+      <w:bookmarkStart w:id="37" w:name="Xc4ed773a6e1f6d8a6d7ac0e65bd377ed356aa7f"/>
+      <w:r>
+        <w:t xml:space="preserve">Discovering shadow AI your staff signed up for (OAuth)</w:t>
       </w:r>
       <w:bookmarkEnd w:id="37"/>
     </w:p>
@@ -2507,108 +2507,108 @@
         <w:pStyle w:val="FirstParagraph"/>
       </w:pPr>
       <w:r>
-        <w:t xml:space="preserve">At the bottom of each city page,</w:t>
-      </w:r>
-      <w:r>
-        <w:t xml:space="preserve"> </w:t>
-      </w:r>
-      <w:r>
-        <w:rPr>
-          <w:b/>
-        </w:rPr>
-        <w:t xml:space="preserve">TRAIGA Safe Harbor Readiness</w:t>
-      </w:r>
-      <w:r>
-        <w:t xml:space="preserve"> </w:t>
-      </w:r>
-      <w:r>
-        <w:t xml:space="preserve">scores the city’s AI governance against the</w:t>
-      </w:r>
-      <w:r>
-        <w:t xml:space="preserve"> </w:t>
-      </w:r>
-      <w:r>
-        <w:rPr>
-          <w:b/>
-        </w:rPr>
-        <w:t xml:space="preserve">Municipal AI Profile</w:t>
-      </w:r>
-      <w:r>
-        <w:t xml:space="preserve"> </w:t>
-      </w:r>
-      <w:r>
-        <w:t xml:space="preserve">— a right-sized profile of the</w:t>
-      </w:r>
-      <w:r>
-        <w:t xml:space="preserve"> </w:t>
-      </w:r>
-      <w:r>
-        <w:rPr>
-          <w:b/>
-        </w:rPr>
-        <w:t xml:space="preserve">NIST AI Risk Management Framework</w:t>
-      </w:r>
-      <w:r>
-        <w:t xml:space="preserve"> </w:t>
-      </w:r>
-      <w:r>
-        <w:t xml:space="preserve">and its Generative AI Profile. This supports the reasonable-care presumption and internal-review defenses under</w:t>
-      </w:r>
-      <w:r>
-        <w:t xml:space="preserve"> </w:t>
-      </w:r>
-      <w:r>
-        <w:rPr>
-          <w:b/>
-        </w:rPr>
-        <w:t xml:space="preserve">Tex. Bus. &amp; Com. Code § 552.105(c)–(e)</w:t>
-      </w:r>
-      <w:r>
-        <w:t xml:space="preserve">.</w:t>
-      </w:r>
-    </w:p>
-    <w:p>
-      <w:pPr>
-        <w:pStyle w:val="Heading2"/>
-      </w:pPr>
-      <w:bookmarkStart w:id="38" w:name="the-four-functions"/>
-      <w:r>
-        <w:t xml:space="preserve">The four functions</w:t>
-      </w:r>
-      <w:bookmarkEnd w:id="38"/>
-    </w:p>
-    <w:p>
-      <w:pPr>
-        <w:pStyle w:val="FirstParagraph"/>
-      </w:pPr>
-      <w:r>
-        <w:t xml:space="preserve">Controls are grouped into the NIST functions —</w:t>
-      </w:r>
-      <w:r>
-        <w:t xml:space="preserve"> </w:t>
-      </w:r>
-      <w:r>
-        <w:rPr>
-          <w:b/>
-        </w:rPr>
-        <w:t xml:space="preserve">GOVERN, MAP, MEASURE, MANAGE</w:t>
-      </w:r>
-      <w:r>
-        <w:t xml:space="preserve"> </w:t>
-      </w:r>
-      <w:r>
-        <w:t xml:space="preserve">— each shown as a ring with a satisfied/total count.</w:t>
-      </w:r>
-    </w:p>
-    <w:p>
-      <w:pPr>
-        <w:pStyle w:val="Heading2"/>
-      </w:pPr>
-      <w:bookmarkStart w:id="39" w:name="machine-verified-vs.-attested-controls"/>
-      <w:r>
-        <w:t xml:space="preserve">Machine-verified vs. attested controls</w:t>
-      </w:r>
-      <w:bookmarkEnd w:id="39"/>
+        <w:t xml:space="preserve">Most of the AI in a city is not on the website and never went through procurement — it is a</w:t>
+      </w:r>
+      <w:r>
+        <w:t xml:space="preserve"> </w:t>
+      </w:r>
+      <w:r>
+        <w:t xml:space="preserve">free tool an employee signed into with their work account. The</w:t>
+      </w:r>
+      <w:r>
+        <w:t xml:space="preserve"> </w:t>
+      </w:r>
+      <w:r>
+        <w:rPr>
+          <w:b/>
+        </w:rPr>
+        <w:t xml:space="preserve">OAuth</w:t>
+      </w:r>
+      <w:r>
+        <w:t xml:space="preserve"> </w:t>
+      </w:r>
+      <w:r>
+        <w:t xml:space="preserve">tool finds it.</w:t>
+      </w:r>
+    </w:p>
+    <w:p>
+      <w:pPr>
+        <w:pStyle w:val="BodyText"/>
+      </w:pPr>
+      <w:r>
+        <w:rPr>
+          <w:b/>
+        </w:rPr>
+        <w:t xml:space="preserve">Nothing is connected to your tenant, and we are given no access.</w:t>
+      </w:r>
+      <w:r>
+        <w:t xml:space="preserve"> </w:t>
+      </w:r>
+      <w:r>
+        <w:t xml:space="preserve">There is no app</w:t>
+      </w:r>
+      <w:r>
+        <w:t xml:space="preserve"> </w:t>
+      </w:r>
+      <w:r>
+        <w:t xml:space="preserve">registration, no client secret and no standing permission — so there is nothing for you to</w:t>
+      </w:r>
+      <w:r>
+        <w:t xml:space="preserve"> </w:t>
+      </w:r>
+      <w:r>
+        <w:t xml:space="preserve">revoke afterwards.</w:t>
+      </w:r>
+    </w:p>
+    <w:p>
+      <w:pPr>
+        <w:pStyle w:val="BodyText"/>
+      </w:pPr>
+      <w:r>
+        <w:t xml:space="preserve">The dialog walks your administrator through it step by step, with every command ready to</w:t>
+      </w:r>
+      <w:r>
+        <w:t xml:space="preserve"> </w:t>
+      </w:r>
+      <w:r>
+        <w:t xml:space="preserve">copy. Pick your identity provider at the top —</w:t>
+      </w:r>
+      <w:r>
+        <w:t xml:space="preserve"> </w:t>
+      </w:r>
+      <w:r>
+        <w:rPr>
+          <w:b/>
+        </w:rPr>
+        <w:t xml:space="preserve">Microsoft 365</w:t>
+      </w:r>
+      <w:r>
+        <w:t xml:space="preserve"> </w:t>
+      </w:r>
+      <w:r>
+        <w:t xml:space="preserve">or</w:t>
+      </w:r>
+      <w:r>
+        <w:t xml:space="preserve"> </w:t>
+      </w:r>
+      <w:r>
+        <w:rPr>
+          <w:b/>
+        </w:rPr>
+        <w:t xml:space="preserve">Google Workspace</w:t>
+      </w:r>
+      <w:r>
+        <w:t xml:space="preserve"> </w:t>
+      </w:r>
+      <w:r>
+        <w:t xml:space="preserve">—</w:t>
+      </w:r>
+      <w:r>
+        <w:t xml:space="preserve"> </w:t>
+      </w:r>
+      <w:r>
+        <w:t xml:space="preserve">and follow the steps for it. All paths produce the same result:</w:t>
+      </w:r>
     </w:p>
     <w:p>
       <w:pPr>
@@ -2622,67 +2622,25 @@
         <w:rPr>
           <w:b/>
         </w:rPr>
-        <w:t xml:space="preserve">Machine-verified</w:t>
-      </w:r>
-      <w:r>
-        <w:t xml:space="preserve"> </w:t>
-      </w:r>
-      <w:r>
-        <w:t xml:space="preserve">controls are satisfied automatically from platform data (for example,</w:t>
-      </w:r>
-      <w:r>
-        <w:t xml:space="preserve"> </w:t>
-      </w:r>
-      <w:r>
-        <w:t xml:space="preserve">“</w:t>
-      </w:r>
-      <w:r>
-        <w:t xml:space="preserve">public-facing AI is actively discovered</w:t>
-      </w:r>
-      <w:r>
-        <w:t xml:space="preserve">”</w:t>
-      </w:r>
-      <w:r>
-        <w:t xml:space="preserve"> </w:t>
-      </w:r>
-      <w:r>
-        <w:t xml:space="preserve">is proven by the scanner;</w:t>
-      </w:r>
-      <w:r>
-        <w:t xml:space="preserve"> </w:t>
-      </w:r>
-      <w:r>
-        <w:t xml:space="preserve">“</w:t>
-      </w:r>
-      <w:r>
-        <w:t xml:space="preserve">findings are tracked with cure deadlines</w:t>
-      </w:r>
-      <w:r>
-        <w:t xml:space="preserve">”</w:t>
-      </w:r>
-      <w:r>
-        <w:t xml:space="preserve"> </w:t>
-      </w:r>
-      <w:r>
-        <w:t xml:space="preserve">by the cure clock). These show a</w:t>
-      </w:r>
-      <w:r>
-        <w:t xml:space="preserve"> </w:t>
-      </w:r>
-      <w:r>
-        <w:t xml:space="preserve">“</w:t>
-      </w:r>
-      <w:r>
-        <w:t xml:space="preserve">Machine-verified from platform data</w:t>
-      </w:r>
-      <w:r>
-        <w:t xml:space="preserve">”</w:t>
-      </w:r>
-      <w:r>
-        <w:t xml:space="preserve"> </w:t>
-      </w:r>
-      <w:r>
-        <w:t xml:space="preserve">note.</w:t>
+        <w:t xml:space="preserve">Run the script.</w:t>
+      </w:r>
+      <w:r>
+        <w:t xml:space="preserve"> </w:t>
+      </w:r>
+      <w:r>
+        <w:t xml:space="preserve">A small read-only export script, downloaded from the dashboard so it</w:t>
+      </w:r>
+      <w:r>
+        <w:t xml:space="preserve"> </w:t>
+      </w:r>
+      <w:r>
+        <w:t xml:space="preserve">always matches the running system, executed on the administrator’s own machine while</w:t>
+      </w:r>
+      <w:r>
+        <w:t xml:space="preserve"> </w:t>
+      </w:r>
+      <w:r>
+        <w:t xml:space="preserve">signed in as themselves. The checksum is shown next to the download.</w:t>
       </w:r>
     </w:p>
     <w:p>
@@ -2697,195 +2655,224 @@
         <w:rPr>
           <w:b/>
         </w:rPr>
-        <w:t xml:space="preserve">Attested</w:t>
-      </w:r>
-      <w:r>
-        <w:t xml:space="preserve"> </w:t>
-      </w:r>
-      <w:r>
-        <w:t xml:space="preserve">controls are things the platform cannot observe (for example,</w:t>
-      </w:r>
-      <w:r>
-        <w:t xml:space="preserve"> </w:t>
-      </w:r>
-      <w:r>
-        <w:t xml:space="preserve">“</w:t>
-      </w:r>
-      <w:r>
-        <w:t xml:space="preserve">an AI use policy is adopted</w:t>
-      </w:r>
-      <w:r>
-        <w:t xml:space="preserve">”</w:t>
-      </w:r>
-      <w:r>
-        <w:t xml:space="preserve">). An admin marks these satisfied with the</w:t>
-      </w:r>
-      <w:r>
-        <w:t xml:space="preserve"> </w:t>
-      </w:r>
-      <w:r>
-        <w:rPr>
-          <w:b/>
-        </w:rPr>
-        <w:t xml:space="preserve">Attest</w:t>
-      </w:r>
-      <w:r>
-        <w:t xml:space="preserve"> </w:t>
-      </w:r>
-      <w:r>
-        <w:t xml:space="preserve">button, adding evidence notes and a timestamp that appear in generated documentation. Use</w:t>
-      </w:r>
-      <w:r>
-        <w:t xml:space="preserve"> </w:t>
-      </w:r>
-      <w:r>
-        <w:rPr>
-          <w:b/>
-        </w:rPr>
-        <w:t xml:space="preserve">Clear</w:t>
-      </w:r>
-      <w:r>
-        <w:t xml:space="preserve"> </w:t>
-      </w:r>
-      <w:r>
-        <w:t xml:space="preserve">to remove an attestation.</w:t>
-      </w:r>
-    </w:p>
-    <w:p>
-      <w:pPr>
-        <w:pStyle w:val="Heading2"/>
-      </w:pPr>
-      <w:bookmarkStart w:id="40" w:name="framework-lenses-nist-iso-42001"/>
-      <w:r>
-        <w:t xml:space="preserve">Framework lenses (NIST / ISO 42001)</w:t>
-      </w:r>
-      <w:bookmarkEnd w:id="40"/>
+        <w:t xml:space="preserve">Browser only (Microsoft 365).</w:t>
+      </w:r>
+      <w:r>
+        <w:t xml:space="preserve"> </w:t>
+      </w:r>
+      <w:r>
+        <w:t xml:space="preserve">Two read-only queries in</w:t>
+      </w:r>
+      <w:r>
+        <w:t xml:space="preserve"> </w:t>
+      </w:r>
+      <w:r>
+        <w:rPr>
+          <w:b/>
+        </w:rPr>
+        <w:t xml:space="preserve">Microsoft Graph Explorer</w:t>
+      </w:r>
+      <w:r>
+        <w:t xml:space="preserve"> </w:t>
+      </w:r>
+      <w:r>
+        <w:t xml:space="preserve">—</w:t>
+      </w:r>
+      <w:r>
+        <w:t xml:space="preserve"> </w:t>
+      </w:r>
+      <w:r>
+        <w:t xml:space="preserve">Microsoft’s own website — and the results downloaded as JSON.</w:t>
+      </w:r>
+      <w:r>
+        <w:t xml:space="preserve"> </w:t>
+      </w:r>
+      <w:r>
+        <w:rPr>
+          <w:b/>
+        </w:rPr>
+        <w:t xml:space="preserve">Nothing installs and</w:t>
+      </w:r>
+      <w:r>
+        <w:rPr>
+          <w:b/>
+        </w:rPr>
+        <w:t xml:space="preserve"> </w:t>
+      </w:r>
+      <w:r>
+        <w:rPr>
+          <w:b/>
+        </w:rPr>
+        <w:t xml:space="preserve">nothing runs on any machine.</w:t>
+      </w:r>
+      <w:r>
+        <w:t xml:space="preserve"> </w:t>
+      </w:r>
+      <w:r>
+        <w:t xml:space="preserve">This is the path for organisations whose endpoint</w:t>
+      </w:r>
+      <w:r>
+        <w:t xml:space="preserve"> </w:t>
+      </w:r>
+      <w:r>
+        <w:t xml:space="preserve">protection, AppLocker or WDAC blocks PowerShell.</w:t>
+      </w:r>
+    </w:p>
+    <w:p>
+      <w:pPr>
+        <w:numPr>
+          <w:ilvl w:val="0"/>
+          <w:numId w:val="1009"/>
+        </w:numPr>
+        <w:pStyle w:val="Compact"/>
+      </w:pPr>
+      <w:r>
+        <w:rPr>
+          <w:b/>
+        </w:rPr>
+        <w:t xml:space="preserve">Google Workspace.</w:t>
+      </w:r>
+      <w:r>
+        <w:t xml:space="preserve"> </w:t>
+      </w:r>
+      <w:r>
+        <w:t xml:space="preserve">No script and nothing to install. A Super Admin opens</w:t>
+      </w:r>
+      <w:r>
+        <w:t xml:space="preserve"> </w:t>
+      </w:r>
+      <w:r>
+        <w:rPr>
+          <w:b/>
+        </w:rPr>
+        <w:t xml:space="preserve">Security →</w:t>
+      </w:r>
+      <w:r>
+        <w:rPr>
+          <w:b/>
+        </w:rPr>
+        <w:t xml:space="preserve"> </w:t>
+      </w:r>
+      <w:r>
+        <w:rPr>
+          <w:b/>
+        </w:rPr>
+        <w:t xml:space="preserve">Access and data control → API controls → App access control</w:t>
+      </w:r>
+      <w:r>
+        <w:t xml:space="preserve">, opens the</w:t>
+      </w:r>
+      <w:r>
+        <w:t xml:space="preserve"> </w:t>
+      </w:r>
+      <w:r>
+        <w:rPr>
+          <w:b/>
+        </w:rPr>
+        <w:t xml:space="preserve">Accessed apps</w:t>
+      </w:r>
+      <w:r>
+        <w:t xml:space="preserve"> </w:t>
+      </w:r>
+      <w:r>
+        <w:t xml:space="preserve">tab, and clicks</w:t>
+      </w:r>
+      <w:r>
+        <w:t xml:space="preserve"> </w:t>
+      </w:r>
+      <w:r>
+        <w:rPr>
+          <w:b/>
+        </w:rPr>
+        <w:t xml:space="preserve">Download list</w:t>
+      </w:r>
+      <w:r>
+        <w:t xml:space="preserve"> </w:t>
+      </w:r>
+      <w:r>
+        <w:t xml:space="preserve">to export a CSV of every app staff have consented to.</w:t>
+      </w:r>
+      <w:r>
+        <w:t xml:space="preserve"> </w:t>
+      </w:r>
+      <w:r>
+        <w:t xml:space="preserve">Upload that single file.</w:t>
+      </w:r>
     </w:p>
     <w:p>
       <w:pPr>
         <w:pStyle w:val="FirstParagraph"/>
       </w:pPr>
       <w:r>
-        <w:t xml:space="preserve">When more than one framework is enabled, a</w:t>
-      </w:r>
-      <w:r>
-        <w:t xml:space="preserve"> </w:t>
-      </w:r>
-      <w:r>
-        <w:rPr>
-          <w:b/>
-        </w:rPr>
-        <w:t xml:space="preserve">Framework lens</w:t>
-      </w:r>
-      <w:r>
-        <w:t xml:space="preserve"> </w:t>
-      </w:r>
-      <w:r>
-        <w:t xml:space="preserve">selector appears. Switching it re-labels each control with the selected framework’s reference (for example, the ISO/IEC 42001 Annex A objective) and shows an</w:t>
-      </w:r>
-      <w:r>
-        <w:t xml:space="preserve"> </w:t>
-      </w:r>
-      <w:r>
-        <w:rPr>
-          <w:b/>
-        </w:rPr>
-        <w:t xml:space="preserve">overlap grade</w:t>
-      </w:r>
-      <w:r>
-        <w:t xml:space="preserve"> </w:t>
-      </w:r>
-      <w:r>
-        <w:t xml:space="preserve">—</w:t>
-      </w:r>
-      <w:r>
-        <w:t xml:space="preserve"> </w:t>
-      </w:r>
-      <w:r>
-        <w:rPr>
-          <w:i/>
-        </w:rPr>
-        <w:t xml:space="preserve">strong</w:t>
-      </w:r>
-      <w:r>
-        <w:t xml:space="preserve">,</w:t>
-      </w:r>
-      <w:r>
-        <w:t xml:space="preserve"> </w:t>
-      </w:r>
-      <w:r>
-        <w:rPr>
-          <w:i/>
-        </w:rPr>
-        <w:t xml:space="preserve">partial</w:t>
-      </w:r>
-      <w:r>
-        <w:t xml:space="preserve">, or</w:t>
-      </w:r>
-      <w:r>
-        <w:t xml:space="preserve"> </w:t>
-      </w:r>
-      <w:r>
-        <w:rPr>
-          <w:i/>
-        </w:rPr>
-        <w:t xml:space="preserve">weak</w:t>
-      </w:r>
-      <w:r>
-        <w:t xml:space="preserve"> </w:t>
-      </w:r>
-      <w:r>
-        <w:t xml:space="preserve">— for how closely the control maps. The underlying assessment does not change; only the labels do. This is how one assessment is reported in several frameworks (</w:t>
-      </w:r>
-      <w:r>
-        <w:t xml:space="preserve">“</w:t>
-      </w:r>
-      <w:r>
-        <w:t xml:space="preserve">assess once, report many</w:t>
-      </w:r>
-      <w:r>
-        <w:t xml:space="preserve">”</w:t>
-      </w:r>
-      <w:r>
-        <w:t xml:space="preserve">). Crosswalk mappings are a positioning aid, not legal advice.</w:t>
-      </w:r>
-    </w:p>
-    <w:p>
-      <w:pPr>
-        <w:pStyle w:val="Heading2"/>
-      </w:pPr>
-      <w:bookmarkStart w:id="41" w:name="alignment-statement"/>
-      <w:r>
-        <w:t xml:space="preserve">Alignment Statement</w:t>
-      </w:r>
-      <w:bookmarkEnd w:id="41"/>
-    </w:p>
-    <w:p>
-      <w:pPr>
-        <w:pStyle w:val="FirstParagraph"/>
-      </w:pPr>
-      <w:r>
-        <w:rPr>
-          <w:b/>
-        </w:rPr>
-        <w:t xml:space="preserve">Alignment Statement</w:t>
-      </w:r>
-      <w:r>
-        <w:t xml:space="preserve"> </w:t>
-      </w:r>
-      <w:r>
-        <w:t xml:space="preserve">generates a Word document summarizing the city’s readiness for the safe-harbor defense. It requires counsel review — the document says so itself.</w:t>
-      </w:r>
-    </w:p>
-    <w:p>
-      <w:pPr>
-        <w:pStyle w:val="Heading1"/>
-      </w:pPr>
-      <w:bookmarkStart w:id="42" w:name="settings"/>
-      <w:r>
-        <w:t xml:space="preserve">Settings</w:t>
-      </w:r>
-      <w:bookmarkEnd w:id="42"/>
+        <w:t xml:space="preserve">We deliberately do not ship a wrapper that bypasses script-execution policy. That is the</w:t>
+      </w:r>
+      <w:r>
+        <w:t xml:space="preserve"> </w:t>
+      </w:r>
+      <w:r>
+        <w:t xml:space="preserve">behaviour security teams block malware for, and we are not going to ask anyone to weaken a</w:t>
+      </w:r>
+      <w:r>
+        <w:t xml:space="preserve"> </w:t>
+      </w:r>
+      <w:r>
+        <w:t xml:space="preserve">control in order to run a compliance tool — hence the browser option.</w:t>
+      </w:r>
+    </w:p>
+    <w:p>
+      <w:pPr>
+        <w:pStyle w:val="BodyText"/>
+      </w:pPr>
+      <w:r>
+        <w:t xml:space="preserve">Either way you end up with JSON to upload.</w:t>
+      </w:r>
+      <w:r>
+        <w:t xml:space="preserve"> </w:t>
+      </w:r>
+      <w:r>
+        <w:rPr>
+          <w:b/>
+        </w:rPr>
+        <w:t xml:space="preserve">Read it before you upload it.</w:t>
+      </w:r>
+      <w:r>
+        <w:t xml:space="preserve"> </w:t>
+      </w:r>
+      <w:r>
+        <w:t xml:space="preserve">Then, in</w:t>
+      </w:r>
+      <w:r>
+        <w:t xml:space="preserve"> </w:t>
+      </w:r>
+      <w:r>
+        <w:rPr>
+          <w:b/>
+        </w:rPr>
+        <w:t xml:space="preserve">AI Inventory → OAuth</w:t>
+      </w:r>
+      <w:r>
+        <w:t xml:space="preserve">, choose your city and provider tab, and select the file — one file</w:t>
+      </w:r>
+      <w:r>
+        <w:t xml:space="preserve"> </w:t>
+      </w:r>
+      <w:r>
+        <w:t xml:space="preserve">for the script or Google Workspace methods, both files for the Microsoft browser method. You</w:t>
+      </w:r>
+      <w:r>
+        <w:t xml:space="preserve"> </w:t>
+      </w:r>
+      <w:r>
+        <w:t xml:space="preserve">will see each application, its publisher, how many staff consented, and what each grant can reach.</w:t>
+      </w:r>
+    </w:p>
+    <w:p>
+      <w:pPr>
+        <w:pStyle w:val="BodyText"/>
+      </w:pPr>
+      <w:r>
+        <w:t xml:space="preserve">Two protections are on by default:</w:t>
+      </w:r>
     </w:p>
     <w:p>
       <w:pPr>
@@ -2899,13 +2886,37 @@
         <w:rPr>
           <w:b/>
         </w:rPr>
-        <w:t xml:space="preserve">Appearance</w:t>
-      </w:r>
-      <w:r>
-        <w:t xml:space="preserve"> </w:t>
-      </w:r>
-      <w:r>
-        <w:t xml:space="preserve">— choose the Light or Stealth interface theme (saved per browser).</w:t>
+        <w:t xml:space="preserve">Dry run.</w:t>
+      </w:r>
+      <w:r>
+        <w:t xml:space="preserve"> </w:t>
+      </w:r>
+      <w:r>
+        <w:t xml:space="preserve">The first run reports what it found and writes</w:t>
+      </w:r>
+      <w:r>
+        <w:t xml:space="preserve"> </w:t>
+      </w:r>
+      <w:r>
+        <w:rPr>
+          <w:b/>
+        </w:rPr>
+        <w:t xml:space="preserve">nothing</w:t>
+      </w:r>
+      <w:r>
+        <w:t xml:space="preserve">. You see the</w:t>
+      </w:r>
+      <w:r>
+        <w:t xml:space="preserve"> </w:t>
+      </w:r>
+      <w:r>
+        <w:t xml:space="preserve">findings, decide whether they are right, and only then switch dry run off to record them.</w:t>
+      </w:r>
+      <w:r>
+        <w:t xml:space="preserve"> </w:t>
+      </w:r>
+      <w:r>
+        <w:t xml:space="preserve">The results panel always says plainly when nothing was written.</w:t>
       </w:r>
     </w:p>
     <w:p>
@@ -2920,87 +2931,84 @@
         <w:rPr>
           <w:b/>
         </w:rPr>
-        <w:t xml:space="preserve">Feature Flags</w:t>
-      </w:r>
-      <w:r>
-        <w:t xml:space="preserve"> </w:t>
-      </w:r>
-      <w:r>
-        <w:t xml:space="preserve">(platform admin) — operational toggles that apply within seconds and are written to the Audit Log: the agenda-discovery engine, the daily automated scan and its hour, and the ISO/IEC 42001 framework lens.</w:t>
-      </w:r>
-    </w:p>
-    <w:p>
-      <w:pPr>
-        <w:numPr>
-          <w:ilvl w:val="0"/>
-          <w:numId w:val="1010"/>
-        </w:numPr>
-        <w:pStyle w:val="Compact"/>
-      </w:pPr>
-      <w:r>
-        <w:rPr>
-          <w:b/>
-        </w:rPr>
-        <w:t xml:space="preserve">Version &amp; Build</w:t>
-      </w:r>
-      <w:r>
-        <w:t xml:space="preserve"> </w:t>
-      </w:r>
-      <w:r>
-        <w:t xml:space="preserve">— the deployed backend and frontend build identifiers and environment.</w:t>
-      </w:r>
-    </w:p>
-    <w:p>
-      <w:pPr>
-        <w:numPr>
-          <w:ilvl w:val="0"/>
-          <w:numId w:val="1010"/>
-        </w:numPr>
-        <w:pStyle w:val="Compact"/>
-      </w:pPr>
-      <w:r>
-        <w:rPr>
-          <w:b/>
-        </w:rPr>
-        <w:t xml:space="preserve">Storage / Backend API / Integrations / Deployment</w:t>
-      </w:r>
-      <w:r>
-        <w:t xml:space="preserve"> </w:t>
-      </w:r>
-      <w:r>
-        <w:t xml:space="preserve">— reference information about the running system.</w:t>
-      </w:r>
-    </w:p>
-    <w:p>
-      <w:pPr>
-        <w:numPr>
-          <w:ilvl w:val="0"/>
-          <w:numId w:val="1010"/>
-        </w:numPr>
-        <w:pStyle w:val="Compact"/>
-      </w:pPr>
-      <w:r>
-        <w:rPr>
-          <w:b/>
-        </w:rPr>
-        <w:t xml:space="preserve">API Health Check</w:t>
-      </w:r>
-      <w:r>
-        <w:t xml:space="preserve"> </w:t>
-      </w:r>
-      <w:r>
-        <w:t xml:space="preserve">— confirms the app can reach its backend.</w:t>
-      </w:r>
-    </w:p>
-    <w:p>
-      <w:pPr>
-        <w:pStyle w:val="Heading1"/>
-      </w:pPr>
-      <w:bookmarkStart w:id="43" w:name="audit-log-error-log"/>
-      <w:r>
-        <w:t xml:space="preserve">Audit Log &amp; Error Log</w:t>
-      </w:r>
-      <w:bookmarkEnd w:id="43"/>
+        <w:t xml:space="preserve">No employee names.</w:t>
+      </w:r>
+      <w:r>
+        <w:t xml:space="preserve"> </w:t>
+      </w:r>
+      <w:r>
+        <w:t xml:space="preserve">Only the</w:t>
+      </w:r>
+      <w:r>
+        <w:t xml:space="preserve"> </w:t>
+      </w:r>
+      <w:r>
+        <w:rPr>
+          <w:i/>
+        </w:rPr>
+        <w:t xml:space="preserve">number</w:t>
+      </w:r>
+      <w:r>
+        <w:t xml:space="preserve"> </w:t>
+      </w:r>
+      <w:r>
+        <w:t xml:space="preserve">of people who consented to each app is sent.</w:t>
+      </w:r>
+      <w:r>
+        <w:t xml:space="preserve"> </w:t>
+      </w:r>
+      <w:r>
+        <w:t xml:space="preserve">If the export was run with the optional identity flag, the names are removed in your</w:t>
+      </w:r>
+      <w:r>
+        <w:t xml:space="preserve"> </w:t>
+      </w:r>
+      <w:r>
+        <w:t xml:space="preserve">browser before anything is transmitted, and you are warned.</w:t>
+      </w:r>
+    </w:p>
+    <w:p>
+      <w:pPr>
+        <w:pStyle w:val="FirstParagraph"/>
+      </w:pPr>
+      <w:r>
+        <w:t xml:space="preserve">Findings are recorded as</w:t>
+      </w:r>
+      <w:r>
+        <w:t xml:space="preserve"> </w:t>
+      </w:r>
+      <w:r>
+        <w:rPr>
+          <w:b/>
+        </w:rPr>
+        <w:t xml:space="preserve">Procured · verify</w:t>
+      </w:r>
+      <w:r>
+        <w:t xml:space="preserve"> </w:t>
+      </w:r>
+      <w:r>
+        <w:t xml:space="preserve">— an employee consented to it, which is not</w:t>
+      </w:r>
+      <w:r>
+        <w:t xml:space="preserve"> </w:t>
+      </w:r>
+      <w:r>
+        <w:t xml:space="preserve">the same as the city running it. Confirm each one before treating it as a live obligation.</w:t>
+      </w:r>
+      <w:r>
+        <w:t xml:space="preserve"> </w:t>
+      </w:r>
+      <w:r>
+        <w:t xml:space="preserve">As with all record-based discovery, these never start a cure clock on their own.</w:t>
+      </w:r>
+    </w:p>
+    <w:p>
+      <w:pPr>
+        <w:pStyle w:val="BodyText"/>
+      </w:pPr>
+      <w:r>
+        <w:t xml:space="preserve">Two things are called out specially, because they change what you should do about them:</w:t>
+      </w:r>
     </w:p>
     <w:p>
       <w:pPr>
@@ -3014,13 +3022,34 @@
         <w:rPr>
           <w:b/>
         </w:rPr>
-        <w:t xml:space="preserve">Audit Log</w:t>
-      </w:r>
-      <w:r>
-        <w:t xml:space="preserve"> </w:t>
-      </w:r>
-      <w:r>
-        <w:t xml:space="preserve">is the append-only evidence trail: scans, configuration changes, attestations, and administrative actions, each with the acting user and time. This is what makes the platform’s record defensible.</w:t>
+        <w:t xml:space="preserve">Tenant-wide</w:t>
+      </w:r>
+      <w:r>
+        <w:t xml:space="preserve"> </w:t>
+      </w:r>
+      <w:r>
+        <w:t xml:space="preserve">— an administrator approved the application for your</w:t>
+      </w:r>
+      <w:r>
+        <w:t xml:space="preserve"> </w:t>
+      </w:r>
+      <w:r>
+        <w:rPr>
+          <w:i/>
+        </w:rPr>
+        <w:t xml:space="preserve">entire</w:t>
+      </w:r>
+      <w:r>
+        <w:t xml:space="preserve"> </w:t>
+      </w:r>
+      <w:r>
+        <w:t xml:space="preserve">organisation, so no individual employee ever consented to it. This is usually the most</w:t>
+      </w:r>
+      <w:r>
+        <w:t xml:space="preserve"> </w:t>
+      </w:r>
+      <w:r>
+        <w:t xml:space="preserve">significant item in a report and worth reviewing first.</w:t>
       </w:r>
     </w:p>
     <w:p>
@@ -3035,6 +3064,650 @@
         <w:rPr>
           <w:b/>
         </w:rPr>
+        <w:t xml:space="preserve">Applications we did not recognise</w:t>
+      </w:r>
+      <w:r>
+        <w:t xml:space="preserve"> </w:t>
+      </w:r>
+      <w:r>
+        <w:t xml:space="preserve">— listed separately at the end of the run. These</w:t>
+      </w:r>
+      <w:r>
+        <w:t xml:space="preserve"> </w:t>
+      </w:r>
+      <w:r>
+        <w:t xml:space="preserve">are</w:t>
+      </w:r>
+      <w:r>
+        <w:t xml:space="preserve"> </w:t>
+      </w:r>
+      <w:r>
+        <w:rPr>
+          <w:b/>
+        </w:rPr>
+        <w:t xml:space="preserve">not findings</w:t>
+      </w:r>
+      <w:r>
+        <w:t xml:space="preserve">; we simply have no catalog entry for them, and most will be</w:t>
+      </w:r>
+      <w:r>
+        <w:t xml:space="preserve"> </w:t>
+      </w:r>
+      <w:r>
+        <w:t xml:space="preserve">ordinary business software. Use</w:t>
+      </w:r>
+      <w:r>
+        <w:t xml:space="preserve"> </w:t>
+      </w:r>
+      <w:r>
+        <w:rPr>
+          <w:b/>
+        </w:rPr>
+        <w:t xml:space="preserve">Download for signature review</w:t>
+      </w:r>
+      <w:r>
+        <w:t xml:space="preserve"> </w:t>
+      </w:r>
+      <w:r>
+        <w:t xml:space="preserve">to save the list. If</w:t>
+      </w:r>
+      <w:r>
+        <w:t xml:space="preserve"> </w:t>
+      </w:r>
+      <w:r>
+        <w:t xml:space="preserve">you send it back to us, any AI tools among them become detectable for</w:t>
+      </w:r>
+      <w:r>
+        <w:t xml:space="preserve"> </w:t>
+      </w:r>
+      <w:r>
+        <w:rPr>
+          <w:i/>
+        </w:rPr>
+        <w:t xml:space="preserve">every</w:t>
+      </w:r>
+      <w:r>
+        <w:t xml:space="preserve"> </w:t>
+      </w:r>
+      <w:r>
+        <w:t xml:space="preserve">city on</w:t>
+      </w:r>
+      <w:r>
+        <w:t xml:space="preserve"> </w:t>
+      </w:r>
+      <w:r>
+        <w:t xml:space="preserve">the platform, not just yours. The file contains application names and publishers only —</w:t>
+      </w:r>
+      <w:r>
+        <w:t xml:space="preserve"> </w:t>
+      </w:r>
+      <w:r>
+        <w:t xml:space="preserve">no employee identities, ever.</w:t>
+      </w:r>
+    </w:p>
+    <w:p>
+      <w:pPr>
+        <w:pStyle w:val="BlockText"/>
+      </w:pPr>
+      <w:r>
+        <w:t xml:space="preserve">This channel is off until a platform administrator enables it in</w:t>
+      </w:r>
+      <w:r>
+        <w:t xml:space="preserve"> </w:t>
+      </w:r>
+      <w:r>
+        <w:rPr>
+          <w:b/>
+        </w:rPr>
+        <w:t xml:space="preserve">Settings → Feature Flags</w:t>
+      </w:r>
+      <w:r>
+        <w:t xml:space="preserve">.</w:t>
+      </w:r>
+    </w:p>
+    <w:p>
+      <w:pPr>
+        <w:pStyle w:val="Heading1"/>
+      </w:pPr>
+      <w:bookmarkStart w:id="38" w:name="safe-harbor-readiness-framework-lenses"/>
+      <w:r>
+        <w:t xml:space="preserve">Safe Harbor Readiness &amp; Framework Lenses</w:t>
+      </w:r>
+      <w:bookmarkEnd w:id="38"/>
+    </w:p>
+    <w:p>
+      <w:pPr>
+        <w:pStyle w:val="FirstParagraph"/>
+      </w:pPr>
+      <w:r>
+        <w:t xml:space="preserve">At the bottom of each city page,</w:t>
+      </w:r>
+      <w:r>
+        <w:t xml:space="preserve"> </w:t>
+      </w:r>
+      <w:r>
+        <w:rPr>
+          <w:b/>
+        </w:rPr>
+        <w:t xml:space="preserve">TRAIGA Safe Harbor Readiness</w:t>
+      </w:r>
+      <w:r>
+        <w:t xml:space="preserve"> </w:t>
+      </w:r>
+      <w:r>
+        <w:t xml:space="preserve">scores the city’s AI governance against the</w:t>
+      </w:r>
+      <w:r>
+        <w:t xml:space="preserve"> </w:t>
+      </w:r>
+      <w:r>
+        <w:rPr>
+          <w:b/>
+        </w:rPr>
+        <w:t xml:space="preserve">Municipal AI Profile</w:t>
+      </w:r>
+      <w:r>
+        <w:t xml:space="preserve"> </w:t>
+      </w:r>
+      <w:r>
+        <w:t xml:space="preserve">— a right-sized profile of the</w:t>
+      </w:r>
+      <w:r>
+        <w:t xml:space="preserve"> </w:t>
+      </w:r>
+      <w:r>
+        <w:rPr>
+          <w:b/>
+        </w:rPr>
+        <w:t xml:space="preserve">NIST AI Risk Management Framework</w:t>
+      </w:r>
+      <w:r>
+        <w:t xml:space="preserve"> </w:t>
+      </w:r>
+      <w:r>
+        <w:t xml:space="preserve">and its Generative AI Profile. This supports the reasonable-care presumption and internal-review defenses under</w:t>
+      </w:r>
+      <w:r>
+        <w:t xml:space="preserve"> </w:t>
+      </w:r>
+      <w:r>
+        <w:rPr>
+          <w:b/>
+        </w:rPr>
+        <w:t xml:space="preserve">Tex. Bus. &amp; Com. Code § 552.105(c)–(e)</w:t>
+      </w:r>
+      <w:r>
+        <w:t xml:space="preserve">.</w:t>
+      </w:r>
+    </w:p>
+    <w:p>
+      <w:pPr>
+        <w:pStyle w:val="Heading2"/>
+      </w:pPr>
+      <w:bookmarkStart w:id="39" w:name="the-four-functions"/>
+      <w:r>
+        <w:t xml:space="preserve">The four functions</w:t>
+      </w:r>
+      <w:bookmarkEnd w:id="39"/>
+    </w:p>
+    <w:p>
+      <w:pPr>
+        <w:pStyle w:val="FirstParagraph"/>
+      </w:pPr>
+      <w:r>
+        <w:t xml:space="preserve">Controls are grouped into the NIST functions —</w:t>
+      </w:r>
+      <w:r>
+        <w:t xml:space="preserve"> </w:t>
+      </w:r>
+      <w:r>
+        <w:rPr>
+          <w:b/>
+        </w:rPr>
+        <w:t xml:space="preserve">GOVERN, MAP, MEASURE, MANAGE</w:t>
+      </w:r>
+      <w:r>
+        <w:t xml:space="preserve"> </w:t>
+      </w:r>
+      <w:r>
+        <w:t xml:space="preserve">— each shown as a ring with a satisfied/total count.</w:t>
+      </w:r>
+    </w:p>
+    <w:p>
+      <w:pPr>
+        <w:pStyle w:val="Heading2"/>
+      </w:pPr>
+      <w:bookmarkStart w:id="40" w:name="machine-verified-vs.-attested-controls"/>
+      <w:r>
+        <w:t xml:space="preserve">Machine-verified vs. attested controls</w:t>
+      </w:r>
+      <w:bookmarkEnd w:id="40"/>
+    </w:p>
+    <w:p>
+      <w:pPr>
+        <w:numPr>
+          <w:ilvl w:val="0"/>
+          <w:numId w:val="1012"/>
+        </w:numPr>
+        <w:pStyle w:val="Compact"/>
+      </w:pPr>
+      <w:r>
+        <w:rPr>
+          <w:b/>
+        </w:rPr>
+        <w:t xml:space="preserve">Machine-verified</w:t>
+      </w:r>
+      <w:r>
+        <w:t xml:space="preserve"> </w:t>
+      </w:r>
+      <w:r>
+        <w:t xml:space="preserve">controls are satisfied automatically from platform data (for example,</w:t>
+      </w:r>
+      <w:r>
+        <w:t xml:space="preserve"> </w:t>
+      </w:r>
+      <w:r>
+        <w:t xml:space="preserve">“</w:t>
+      </w:r>
+      <w:r>
+        <w:t xml:space="preserve">public-facing AI is actively discovered</w:t>
+      </w:r>
+      <w:r>
+        <w:t xml:space="preserve">”</w:t>
+      </w:r>
+      <w:r>
+        <w:t xml:space="preserve"> </w:t>
+      </w:r>
+      <w:r>
+        <w:t xml:space="preserve">is proven by the scanner;</w:t>
+      </w:r>
+      <w:r>
+        <w:t xml:space="preserve"> </w:t>
+      </w:r>
+      <w:r>
+        <w:t xml:space="preserve">“</w:t>
+      </w:r>
+      <w:r>
+        <w:t xml:space="preserve">findings are tracked with cure deadlines</w:t>
+      </w:r>
+      <w:r>
+        <w:t xml:space="preserve">”</w:t>
+      </w:r>
+      <w:r>
+        <w:t xml:space="preserve"> </w:t>
+      </w:r>
+      <w:r>
+        <w:t xml:space="preserve">by the cure clock). These show a</w:t>
+      </w:r>
+      <w:r>
+        <w:t xml:space="preserve"> </w:t>
+      </w:r>
+      <w:r>
+        <w:t xml:space="preserve">“</w:t>
+      </w:r>
+      <w:r>
+        <w:t xml:space="preserve">Machine-verified from platform data</w:t>
+      </w:r>
+      <w:r>
+        <w:t xml:space="preserve">”</w:t>
+      </w:r>
+      <w:r>
+        <w:t xml:space="preserve"> </w:t>
+      </w:r>
+      <w:r>
+        <w:t xml:space="preserve">note.</w:t>
+      </w:r>
+    </w:p>
+    <w:p>
+      <w:pPr>
+        <w:numPr>
+          <w:ilvl w:val="0"/>
+          <w:numId w:val="1012"/>
+        </w:numPr>
+        <w:pStyle w:val="Compact"/>
+      </w:pPr>
+      <w:r>
+        <w:rPr>
+          <w:b/>
+        </w:rPr>
+        <w:t xml:space="preserve">Attested</w:t>
+      </w:r>
+      <w:r>
+        <w:t xml:space="preserve"> </w:t>
+      </w:r>
+      <w:r>
+        <w:t xml:space="preserve">controls are things the platform cannot observe (for example,</w:t>
+      </w:r>
+      <w:r>
+        <w:t xml:space="preserve"> </w:t>
+      </w:r>
+      <w:r>
+        <w:t xml:space="preserve">“</w:t>
+      </w:r>
+      <w:r>
+        <w:t xml:space="preserve">an AI use policy is adopted</w:t>
+      </w:r>
+      <w:r>
+        <w:t xml:space="preserve">”</w:t>
+      </w:r>
+      <w:r>
+        <w:t xml:space="preserve">). An admin marks these satisfied with the</w:t>
+      </w:r>
+      <w:r>
+        <w:t xml:space="preserve"> </w:t>
+      </w:r>
+      <w:r>
+        <w:rPr>
+          <w:b/>
+        </w:rPr>
+        <w:t xml:space="preserve">Attest</w:t>
+      </w:r>
+      <w:r>
+        <w:t xml:space="preserve"> </w:t>
+      </w:r>
+      <w:r>
+        <w:t xml:space="preserve">button, adding evidence notes and a timestamp that appear in generated documentation. Use</w:t>
+      </w:r>
+      <w:r>
+        <w:t xml:space="preserve"> </w:t>
+      </w:r>
+      <w:r>
+        <w:rPr>
+          <w:b/>
+        </w:rPr>
+        <w:t xml:space="preserve">Clear</w:t>
+      </w:r>
+      <w:r>
+        <w:t xml:space="preserve"> </w:t>
+      </w:r>
+      <w:r>
+        <w:t xml:space="preserve">to remove an attestation.</w:t>
+      </w:r>
+    </w:p>
+    <w:p>
+      <w:pPr>
+        <w:pStyle w:val="Heading2"/>
+      </w:pPr>
+      <w:bookmarkStart w:id="41" w:name="framework-lenses-nist-iso-42001"/>
+      <w:r>
+        <w:t xml:space="preserve">Framework lenses (NIST / ISO 42001)</w:t>
+      </w:r>
+      <w:bookmarkEnd w:id="41"/>
+    </w:p>
+    <w:p>
+      <w:pPr>
+        <w:pStyle w:val="FirstParagraph"/>
+      </w:pPr>
+      <w:r>
+        <w:t xml:space="preserve">When more than one framework is enabled, a</w:t>
+      </w:r>
+      <w:r>
+        <w:t xml:space="preserve"> </w:t>
+      </w:r>
+      <w:r>
+        <w:rPr>
+          <w:b/>
+        </w:rPr>
+        <w:t xml:space="preserve">Framework lens</w:t>
+      </w:r>
+      <w:r>
+        <w:t xml:space="preserve"> </w:t>
+      </w:r>
+      <w:r>
+        <w:t xml:space="preserve">selector appears. Switching it re-labels each control with the selected framework’s reference (for example, the ISO/IEC 42001 Annex A objective) and shows an</w:t>
+      </w:r>
+      <w:r>
+        <w:t xml:space="preserve"> </w:t>
+      </w:r>
+      <w:r>
+        <w:rPr>
+          <w:b/>
+        </w:rPr>
+        <w:t xml:space="preserve">overlap grade</w:t>
+      </w:r>
+      <w:r>
+        <w:t xml:space="preserve"> </w:t>
+      </w:r>
+      <w:r>
+        <w:t xml:space="preserve">—</w:t>
+      </w:r>
+      <w:r>
+        <w:t xml:space="preserve"> </w:t>
+      </w:r>
+      <w:r>
+        <w:rPr>
+          <w:i/>
+        </w:rPr>
+        <w:t xml:space="preserve">strong</w:t>
+      </w:r>
+      <w:r>
+        <w:t xml:space="preserve">,</w:t>
+      </w:r>
+      <w:r>
+        <w:t xml:space="preserve"> </w:t>
+      </w:r>
+      <w:r>
+        <w:rPr>
+          <w:i/>
+        </w:rPr>
+        <w:t xml:space="preserve">partial</w:t>
+      </w:r>
+      <w:r>
+        <w:t xml:space="preserve">, or</w:t>
+      </w:r>
+      <w:r>
+        <w:t xml:space="preserve"> </w:t>
+      </w:r>
+      <w:r>
+        <w:rPr>
+          <w:i/>
+        </w:rPr>
+        <w:t xml:space="preserve">weak</w:t>
+      </w:r>
+      <w:r>
+        <w:t xml:space="preserve"> </w:t>
+      </w:r>
+      <w:r>
+        <w:t xml:space="preserve">— for how closely the control maps. The underlying assessment does not change; only the labels do. This is how one assessment is reported in several frameworks (</w:t>
+      </w:r>
+      <w:r>
+        <w:t xml:space="preserve">“</w:t>
+      </w:r>
+      <w:r>
+        <w:t xml:space="preserve">assess once, report many</w:t>
+      </w:r>
+      <w:r>
+        <w:t xml:space="preserve">”</w:t>
+      </w:r>
+      <w:r>
+        <w:t xml:space="preserve">). Crosswalk mappings are a positioning aid, not legal advice.</w:t>
+      </w:r>
+    </w:p>
+    <w:p>
+      <w:pPr>
+        <w:pStyle w:val="Heading2"/>
+      </w:pPr>
+      <w:bookmarkStart w:id="42" w:name="alignment-statement"/>
+      <w:r>
+        <w:t xml:space="preserve">Alignment Statement</w:t>
+      </w:r>
+      <w:bookmarkEnd w:id="42"/>
+    </w:p>
+    <w:p>
+      <w:pPr>
+        <w:pStyle w:val="FirstParagraph"/>
+      </w:pPr>
+      <w:r>
+        <w:rPr>
+          <w:b/>
+        </w:rPr>
+        <w:t xml:space="preserve">Alignment Statement</w:t>
+      </w:r>
+      <w:r>
+        <w:t xml:space="preserve"> </w:t>
+      </w:r>
+      <w:r>
+        <w:t xml:space="preserve">generates a Word document summarizing the city’s readiness for the safe-harbor defense. It requires counsel review — the document says so itself.</w:t>
+      </w:r>
+    </w:p>
+    <w:p>
+      <w:pPr>
+        <w:pStyle w:val="Heading1"/>
+      </w:pPr>
+      <w:bookmarkStart w:id="43" w:name="settings"/>
+      <w:r>
+        <w:t xml:space="preserve">Settings</w:t>
+      </w:r>
+      <w:bookmarkEnd w:id="43"/>
+    </w:p>
+    <w:p>
+      <w:pPr>
+        <w:numPr>
+          <w:ilvl w:val="0"/>
+          <w:numId w:val="1013"/>
+        </w:numPr>
+        <w:pStyle w:val="Compact"/>
+      </w:pPr>
+      <w:r>
+        <w:rPr>
+          <w:b/>
+        </w:rPr>
+        <w:t xml:space="preserve">Appearance</w:t>
+      </w:r>
+      <w:r>
+        <w:t xml:space="preserve"> </w:t>
+      </w:r>
+      <w:r>
+        <w:t xml:space="preserve">— choose the Light or Stealth interface theme (saved per browser).</w:t>
+      </w:r>
+    </w:p>
+    <w:p>
+      <w:pPr>
+        <w:numPr>
+          <w:ilvl w:val="0"/>
+          <w:numId w:val="1013"/>
+        </w:numPr>
+        <w:pStyle w:val="Compact"/>
+      </w:pPr>
+      <w:r>
+        <w:rPr>
+          <w:b/>
+        </w:rPr>
+        <w:t xml:space="preserve">Feature Flags</w:t>
+      </w:r>
+      <w:r>
+        <w:t xml:space="preserve"> </w:t>
+      </w:r>
+      <w:r>
+        <w:t xml:space="preserve">(platform admin) — operational toggles that apply within seconds and are written to the Audit Log: the agenda-discovery engine, OAuth shadow-AI discovery, the daily automated scan and its hour, and the ISO/IEC 42001 framework lens.</w:t>
+      </w:r>
+    </w:p>
+    <w:p>
+      <w:pPr>
+        <w:numPr>
+          <w:ilvl w:val="0"/>
+          <w:numId w:val="1013"/>
+        </w:numPr>
+        <w:pStyle w:val="Compact"/>
+      </w:pPr>
+      <w:r>
+        <w:rPr>
+          <w:b/>
+        </w:rPr>
+        <w:t xml:space="preserve">Version &amp; Build</w:t>
+      </w:r>
+      <w:r>
+        <w:t xml:space="preserve"> </w:t>
+      </w:r>
+      <w:r>
+        <w:t xml:space="preserve">— the deployed backend and frontend build identifiers and environment.</w:t>
+      </w:r>
+    </w:p>
+    <w:p>
+      <w:pPr>
+        <w:numPr>
+          <w:ilvl w:val="0"/>
+          <w:numId w:val="1013"/>
+        </w:numPr>
+        <w:pStyle w:val="Compact"/>
+      </w:pPr>
+      <w:r>
+        <w:rPr>
+          <w:b/>
+        </w:rPr>
+        <w:t xml:space="preserve">Storage / Backend API / Integrations / Deployment</w:t>
+      </w:r>
+      <w:r>
+        <w:t xml:space="preserve"> </w:t>
+      </w:r>
+      <w:r>
+        <w:t xml:space="preserve">— reference information about the running system.</w:t>
+      </w:r>
+    </w:p>
+    <w:p>
+      <w:pPr>
+        <w:numPr>
+          <w:ilvl w:val="0"/>
+          <w:numId w:val="1013"/>
+        </w:numPr>
+        <w:pStyle w:val="Compact"/>
+      </w:pPr>
+      <w:r>
+        <w:rPr>
+          <w:b/>
+        </w:rPr>
+        <w:t xml:space="preserve">API Health Check</w:t>
+      </w:r>
+      <w:r>
+        <w:t xml:space="preserve"> </w:t>
+      </w:r>
+      <w:r>
+        <w:t xml:space="preserve">— confirms the app can reach its backend.</w:t>
+      </w:r>
+    </w:p>
+    <w:p>
+      <w:pPr>
+        <w:pStyle w:val="Heading1"/>
+      </w:pPr>
+      <w:bookmarkStart w:id="44" w:name="audit-log-error-log"/>
+      <w:r>
+        <w:t xml:space="preserve">Audit Log &amp; Error Log</w:t>
+      </w:r>
+      <w:bookmarkEnd w:id="44"/>
+    </w:p>
+    <w:p>
+      <w:pPr>
+        <w:numPr>
+          <w:ilvl w:val="0"/>
+          <w:numId w:val="1014"/>
+        </w:numPr>
+        <w:pStyle w:val="Compact"/>
+      </w:pPr>
+      <w:r>
+        <w:rPr>
+          <w:b/>
+        </w:rPr>
+        <w:t xml:space="preserve">Audit Log</w:t>
+      </w:r>
+      <w:r>
+        <w:t xml:space="preserve"> </w:t>
+      </w:r>
+      <w:r>
+        <w:t xml:space="preserve">is the append-only evidence trail: scans, configuration changes, attestations, and administrative actions, each with the acting user and time. This is what makes the platform’s record defensible.</w:t>
+      </w:r>
+    </w:p>
+    <w:p>
+      <w:pPr>
+        <w:numPr>
+          <w:ilvl w:val="0"/>
+          <w:numId w:val="1014"/>
+        </w:numPr>
+        <w:pStyle w:val="Compact"/>
+      </w:pPr>
+      <w:r>
+        <w:rPr>
+          <w:b/>
+        </w:rPr>
         <w:t xml:space="preserve">Error Log</w:t>
       </w:r>
       <w:r>
@@ -3048,11 +3721,11 @@
       <w:pPr>
         <w:pStyle w:val="Heading1"/>
       </w:pPr>
-      <w:bookmarkStart w:id="44" w:name="sentinel-dlp"/>
+      <w:bookmarkStart w:id="45" w:name="sentinel-dlp"/>
       <w:r>
         <w:t xml:space="preserve">Sentinel (DLP)</w:t>
       </w:r>
-      <w:bookmarkEnd w:id="44"/>
+      <w:bookmarkEnd w:id="45"/>
     </w:p>
     <w:p>
       <w:pPr>
@@ -3066,11 +3739,11 @@
       <w:pPr>
         <w:pStyle w:val="Heading1"/>
       </w:pPr>
-      <w:bookmarkStart w:id="45" w:name="glossary"/>
+      <w:bookmarkStart w:id="46" w:name="glossary"/>
       <w:r>
         <w:t xml:space="preserve">Glossary</w:t>
       </w:r>
-      <w:bookmarkEnd w:id="45"/>
+      <w:bookmarkEnd w:id="46"/>
     </w:p>
     <w:tbl>
       <w:tblPr>
@@ -3450,11 +4123,11 @@
       <w:pPr>
         <w:pStyle w:val="Heading1"/>
       </w:pPr>
-      <w:bookmarkStart w:id="46" w:name="important-disclaimers"/>
+      <w:bookmarkStart w:id="47" w:name="important-disclaimers"/>
       <w:r>
         <w:t xml:space="preserve">Important Disclaimers</w:t>
       </w:r>
-      <w:bookmarkEnd w:id="46"/>
+      <w:bookmarkEnd w:id="47"/>
     </w:p>
     <w:p>
       <w:pPr>
@@ -3734,6 +4407,15 @@
     <w:abstractNumId w:val="991"/>
   </w:num>
   <w:num w:numId="1011">
+    <w:abstractNumId w:val="991"/>
+  </w:num>
+  <w:num w:numId="1012">
+    <w:abstractNumId w:val="991"/>
+  </w:num>
+  <w:num w:numId="1013">
+    <w:abstractNumId w:val="991"/>
+  </w:num>
+  <w:num w:numId="1014">
     <w:abstractNumId w:val="991"/>
   </w:num>
 </w:numbering>

--- a/TRAIGA_Auditor_User_Guide_v1.docx
+++ b/TRAIGA_Auditor_User_Guide_v1.docx
@@ -93,7 +93,7 @@
         <w:t xml:space="preserve"> </w:t>
       </w:r>
       <w:r>
-        <w:t xml:space="preserve">1.6</w:t>
+        <w:t xml:space="preserve">1.7</w:t>
       </w:r>
     </w:p>
     <w:p>
@@ -107,7 +107,7 @@
         <w:t xml:space="preserve"> </w:t>
       </w:r>
       <w:r>
-        <w:t xml:space="preserve">21,</w:t>
+        <w:t xml:space="preserve">23,</w:t>
       </w:r>
       <w:r>
         <w:t xml:space="preserve"> </w:t>
@@ -190,15 +190,14 @@
         </w:p>
       </w:sdtContent>
     </w:sdt>
+    <w:bookmarkStart w:id="20" w:name="about-traiga-auditor"/>
     <w:p>
       <w:pPr>
         <w:pStyle w:val="Heading1"/>
       </w:pPr>
-      <w:bookmarkStart w:id="20" w:name="about-traiga-auditor"/>
       <w:r>
         <w:t xml:space="preserve">About TRAIGA Auditor</w:t>
       </w:r>
-      <w:bookmarkEnd w:id="20"/>
     </w:p>
     <w:p>
       <w:pPr>
@@ -212,6 +211,7 @@
       </w:r>
       <w:r>
         <w:rPr>
+          <w:bCs/>
           <w:b/>
         </w:rPr>
         <w:t xml:space="preserve">Texas Responsible Artificial Intelligence Governance Act (TRAIGA / House Bill 149, Tex. Bus. &amp; Com. Code Ch. 552)</w:t>
@@ -238,6 +238,7 @@
       </w:pPr>
       <w:r>
         <w:rPr>
+          <w:bCs/>
           <w:b/>
         </w:rPr>
         <w:t xml:space="preserve">Discovers</w:t>
@@ -259,6 +260,7 @@
       </w:pPr>
       <w:r>
         <w:rPr>
+          <w:bCs/>
           <w:b/>
         </w:rPr>
         <w:t xml:space="preserve">Assesses</w:t>
@@ -298,6 +300,7 @@
       </w:pPr>
       <w:r>
         <w:rPr>
+          <w:bCs/>
           <w:b/>
         </w:rPr>
         <w:t xml:space="preserve">Documents</w:t>
@@ -315,6 +318,7 @@
       </w:pPr>
       <w:r>
         <w:rPr>
+          <w:bCs/>
           <w:b/>
         </w:rPr>
         <w:t xml:space="preserve">Who this guide is for:</w:t>
@@ -332,6 +336,7 @@
       </w:pPr>
       <w:r>
         <w:rPr>
+          <w:bCs/>
           <w:b/>
         </w:rPr>
         <w:t xml:space="preserve">Important — please read.</w:t>
@@ -347,6 +352,7 @@
       </w:r>
       <w:r>
         <w:rPr>
+          <w:bCs/>
           <w:b/>
         </w:rPr>
         <w:t xml:space="preserve">candidate compliance signals</w:t>
@@ -362,6 +368,7 @@
       </w:r>
       <w:r>
         <w:rPr>
+          <w:bCs/>
           <w:b/>
         </w:rPr>
         <w:t xml:space="preserve">not</w:t>
@@ -377,6 +384,7 @@
       </w:r>
       <w:r>
         <w:rPr>
+          <w:bCs/>
           <w:b/>
         </w:rPr>
         <w:t xml:space="preserve">do not</w:t>
@@ -388,25 +396,24 @@
         <w:t xml:space="preserve">constitute legal advice. Every finding requires human and legal review before any action. Statutory citations reference Texas HB 149 / Ch. 552; re-validate against the enrolled bill with counsel. The scanner is an out-of-line observer — it never modifies or disrupts a target system.</w:t>
       </w:r>
     </w:p>
+    <w:bookmarkEnd w:id="20"/>
+    <w:bookmarkStart w:id="23" w:name="getting-started"/>
     <w:p>
       <w:pPr>
         <w:pStyle w:val="Heading1"/>
       </w:pPr>
-      <w:bookmarkStart w:id="21" w:name="getting-started"/>
       <w:r>
         <w:t xml:space="preserve">Getting Started</w:t>
       </w:r>
-      <w:bookmarkEnd w:id="21"/>
-    </w:p>
+    </w:p>
+    <w:bookmarkStart w:id="21" w:name="signing-in-and-roles"/>
     <w:p>
       <w:pPr>
         <w:pStyle w:val="Heading2"/>
       </w:pPr>
-      <w:bookmarkStart w:id="22" w:name="signing-in-and-roles"/>
       <w:r>
         <w:t xml:space="preserve">Signing in and roles</w:t>
       </w:r>
-      <w:bookmarkEnd w:id="22"/>
     </w:p>
     <w:p>
       <w:pPr>
@@ -419,8 +426,9 @@
     <w:tbl>
       <w:tblPr>
         <w:tblStyle w:val="Table"/>
-        <w:tblW w:type="pct" w:w="5000.0"/>
-        <w:tblLook w:firstRow="1"/>
+        <w:tblW w:type="pct" w:w="5000"/>
+        <w:tblLook w:firstRow="1" w:lastRow="0" w:firstColumn="0" w:lastColumn="0" w:noHBand="0" w:noVBand="0" w:val="0020"/>
+        <w:jc w:val="start"/>
       </w:tblPr>
       <w:tblGrid>
         <w:gridCol w:w="3960"/>
@@ -428,15 +436,10 @@
       </w:tblGrid>
       <w:tr>
         <w:trPr>
-          <w:cnfStyle w:firstRow="1"/>
+          <w:tblHeader w:val="true"/>
         </w:trPr>
         <w:tc>
-          <w:tcPr>
-            <w:tcBorders>
-              <w:bottom w:val="single"/>
-            </w:tcBorders>
-            <w:vAlign w:val="bottom"/>
-          </w:tcPr>
+          <w:tcPr/>
           <w:p>
             <w:pPr>
               <w:pStyle w:val="Compact"/>
@@ -448,12 +451,7 @@
           </w:p>
         </w:tc>
         <w:tc>
-          <w:tcPr>
-            <w:tcBorders>
-              <w:bottom w:val="single"/>
-            </w:tcBorders>
-            <w:vAlign w:val="bottom"/>
-          </w:tcPr>
+          <w:tcPr/>
           <w:p>
             <w:pPr>
               <w:pStyle w:val="Compact"/>
@@ -467,6 +465,7 @@
       </w:tr>
       <w:tr>
         <w:tc>
+          <w:tcPr/>
           <w:p>
             <w:pPr>
               <w:pStyle w:val="Compact"/>
@@ -474,6 +473,7 @@
             </w:pPr>
             <w:r>
               <w:rPr>
+                <w:bCs/>
                 <w:b/>
               </w:rPr>
               <w:t xml:space="preserve">Viewer</w:t>
@@ -481,6 +481,7 @@
           </w:p>
         </w:tc>
         <w:tc>
+          <w:tcPr/>
           <w:p>
             <w:pPr>
               <w:pStyle w:val="Compact"/>
@@ -494,6 +495,7 @@
       </w:tr>
       <w:tr>
         <w:tc>
+          <w:tcPr/>
           <w:p>
             <w:pPr>
               <w:pStyle w:val="Compact"/>
@@ -501,6 +503,7 @@
             </w:pPr>
             <w:r>
               <w:rPr>
+                <w:bCs/>
                 <w:b/>
               </w:rPr>
               <w:t xml:space="preserve">Agency Admin</w:t>
@@ -508,6 +511,7 @@
           </w:p>
         </w:tc>
         <w:tc>
+          <w:tcPr/>
           <w:p>
             <w:pPr>
               <w:pStyle w:val="Compact"/>
@@ -521,6 +525,7 @@
       </w:tr>
       <w:tr>
         <w:tc>
+          <w:tcPr/>
           <w:p>
             <w:pPr>
               <w:pStyle w:val="Compact"/>
@@ -528,6 +533,7 @@
             </w:pPr>
             <w:r>
               <w:rPr>
+                <w:bCs/>
                 <w:b/>
               </w:rPr>
               <w:t xml:space="preserve">Platform Admin</w:t>
@@ -535,6 +541,7 @@
           </w:p>
         </w:tc>
         <w:tc>
+          <w:tcPr/>
           <w:p>
             <w:pPr>
               <w:pStyle w:val="Compact"/>
@@ -547,15 +554,15 @@
         </w:tc>
       </w:tr>
     </w:tbl>
+    <w:bookmarkEnd w:id="21"/>
+    <w:bookmarkStart w:id="22" w:name="finding-your-way-around"/>
     <w:p>
       <w:pPr>
         <w:pStyle w:val="Heading2"/>
       </w:pPr>
-      <w:bookmarkStart w:id="23" w:name="finding-your-way-around"/>
       <w:r>
         <w:t xml:space="preserve">Finding your way around</w:t>
       </w:r>
-      <w:bookmarkEnd w:id="23"/>
     </w:p>
     <w:p>
       <w:pPr>
@@ -575,6 +582,7 @@
       </w:pPr>
       <w:r>
         <w:rPr>
+          <w:bCs/>
           <w:b/>
         </w:rPr>
         <w:t xml:space="preserve">Dashboard</w:t>
@@ -596,6 +604,7 @@
       </w:pPr>
       <w:r>
         <w:rPr>
+          <w:bCs/>
           <w:b/>
         </w:rPr>
         <w:t xml:space="preserve">Analytics</w:t>
@@ -617,6 +626,7 @@
       </w:pPr>
       <w:r>
         <w:rPr>
+          <w:bCs/>
           <w:b/>
         </w:rPr>
         <w:t xml:space="preserve">AI Inventory</w:t>
@@ -638,6 +648,7 @@
       </w:pPr>
       <w:r>
         <w:rPr>
+          <w:bCs/>
           <w:b/>
         </w:rPr>
         <w:t xml:space="preserve">Violations</w:t>
@@ -659,6 +670,7 @@
       </w:pPr>
       <w:r>
         <w:rPr>
+          <w:bCs/>
           <w:b/>
         </w:rPr>
         <w:t xml:space="preserve">Sentinel (DLP)</w:t>
@@ -680,6 +692,7 @@
       </w:pPr>
       <w:r>
         <w:rPr>
+          <w:bCs/>
           <w:b/>
         </w:rPr>
         <w:t xml:space="preserve">Target Registry</w:t>
@@ -701,6 +714,7 @@
       </w:pPr>
       <w:r>
         <w:rPr>
+          <w:bCs/>
           <w:b/>
         </w:rPr>
         <w:t xml:space="preserve">Audit Log / Error Log</w:t>
@@ -722,6 +736,7 @@
       </w:pPr>
       <w:r>
         <w:rPr>
+          <w:bCs/>
           <w:b/>
         </w:rPr>
         <w:t xml:space="preserve">Administration / Settings</w:t>
@@ -739,6 +754,7 @@
       </w:pPr>
       <w:r>
         <w:rPr>
+          <w:bCs/>
           <w:b/>
         </w:rPr>
         <w:t xml:space="preserve">Light or Stealth theme:</w:t>
@@ -774,6 +790,7 @@
       </w:pPr>
       <w:r>
         <w:rPr>
+          <w:bCs/>
           <w:b/>
         </w:rPr>
         <w:t xml:space="preserve">On a phone or tablet:</w:t>
@@ -789,6 +806,7 @@
       </w:r>
       <w:r>
         <w:rPr>
+          <w:bCs/>
           <w:b/>
         </w:rPr>
         <w:t xml:space="preserve">☰ menu button</w:t>
@@ -800,15 +818,16 @@
         <w:t xml:space="preserve">in the top bar to open it, then tap where you want to go — the menu closes itself. Wide tables reshape into stacked cards so you can read them without scrolling sideways. On a laptop or desktop the menu stays open on the left as usual.</w:t>
       </w:r>
     </w:p>
+    <w:bookmarkEnd w:id="22"/>
+    <w:bookmarkEnd w:id="23"/>
+    <w:bookmarkStart w:id="24" w:name="the-dashboard"/>
     <w:p>
       <w:pPr>
         <w:pStyle w:val="Heading1"/>
       </w:pPr>
-      <w:bookmarkStart w:id="24" w:name="the-dashboard"/>
       <w:r>
         <w:t xml:space="preserve">The Dashboard</w:t>
       </w:r>
-      <w:bookmarkEnd w:id="24"/>
     </w:p>
     <w:p>
       <w:pPr>
@@ -824,6 +843,7 @@
       </w:pPr>
       <w:r>
         <w:rPr>
+          <w:bCs/>
           <w:b/>
         </w:rPr>
         <w:t xml:space="preserve">Status tiles</w:t>
@@ -841,6 +861,7 @@
       </w:pPr>
       <w:r>
         <w:rPr>
+          <w:bCs/>
           <w:b/>
         </w:rPr>
         <w:t xml:space="preserve">Texas Compliance Map</w:t>
@@ -858,6 +879,7 @@
       </w:pPr>
       <w:r>
         <w:rPr>
+          <w:bCs/>
           <w:b/>
         </w:rPr>
         <w:t xml:space="preserve">Cure Deadlines</w:t>
@@ -875,6 +897,7 @@
       </w:pPr>
       <w:r>
         <w:rPr>
+          <w:bCs/>
           <w:b/>
         </w:rPr>
         <w:t xml:space="preserve">City Compliance Scorecard</w:t>
@@ -890,6 +913,7 @@
       </w:r>
       <w:r>
         <w:rPr>
+          <w:bCs/>
           <w:b/>
         </w:rPr>
         <w:t xml:space="preserve">Report</w:t>
@@ -913,6 +937,7 @@
       </w:r>
       <w:r>
         <w:rPr>
+          <w:bCs/>
           <w:b/>
         </w:rPr>
         <w:t xml:space="preserve">Add City</w:t>
@@ -928,6 +953,7 @@
       </w:r>
       <w:r>
         <w:rPr>
+          <w:bCs/>
           <w:b/>
         </w:rPr>
         <w:t xml:space="preserve">Run Audit</w:t>
@@ -939,15 +965,15 @@
         <w:t xml:space="preserve">(scan all active cities).</w:t>
       </w:r>
     </w:p>
+    <w:bookmarkEnd w:id="24"/>
+    <w:bookmarkStart w:id="29" w:name="managing-your-cities-target-registry"/>
     <w:p>
       <w:pPr>
         <w:pStyle w:val="Heading1"/>
       </w:pPr>
-      <w:bookmarkStart w:id="25" w:name="managing-your-cities-target-registry"/>
       <w:r>
         <w:t xml:space="preserve">Managing Your Cities (Target Registry)</w:t>
       </w:r>
-      <w:bookmarkEnd w:id="25"/>
     </w:p>
     <w:p>
       <w:pPr>
@@ -957,15 +983,14 @@
         <w:t xml:space="preserve">The Target Registry is the list of city websites you monitor.</w:t>
       </w:r>
     </w:p>
+    <w:bookmarkStart w:id="25" w:name="add-a-single-city"/>
     <w:p>
       <w:pPr>
         <w:pStyle w:val="Heading2"/>
       </w:pPr>
-      <w:bookmarkStart w:id="26" w:name="add-a-single-city"/>
       <w:r>
         <w:t xml:space="preserve">Add a single city</w:t>
       </w:r>
-      <w:bookmarkEnd w:id="26"/>
     </w:p>
     <w:p>
       <w:pPr>
@@ -979,6 +1004,7 @@
       </w:r>
       <w:r>
         <w:rPr>
+          <w:bCs/>
           <w:b/>
         </w:rPr>
         <w:t xml:space="preserve">Add Target</w:t>
@@ -1017,15 +1043,15 @@
         <w:t xml:space="preserve">on to get results right away, or off to add it quietly.</w:t>
       </w:r>
     </w:p>
+    <w:bookmarkEnd w:id="25"/>
+    <w:bookmarkStart w:id="26" w:name="bulk-import-many-cities"/>
     <w:p>
       <w:pPr>
         <w:pStyle w:val="Heading2"/>
       </w:pPr>
-      <w:bookmarkStart w:id="27" w:name="bulk-import-many-cities"/>
       <w:r>
         <w:t xml:space="preserve">Bulk import many cities</w:t>
       </w:r>
-      <w:bookmarkEnd w:id="27"/>
     </w:p>
     <w:p>
       <w:pPr>
@@ -1039,6 +1065,7 @@
       </w:r>
       <w:r>
         <w:rPr>
+          <w:bCs/>
           <w:b/>
         </w:rPr>
         <w:t xml:space="preserve">Bulk Import</w:t>
@@ -1096,6 +1123,7 @@
       </w:r>
       <w:r>
         <w:rPr>
+          <w:bCs/>
           <w:b/>
         </w:rPr>
         <w:t xml:space="preserve">Not Assessed</w:t>
@@ -1111,6 +1139,7 @@
       </w:r>
       <w:r>
         <w:rPr>
+          <w:bCs/>
           <w:b/>
         </w:rPr>
         <w:t xml:space="preserve">not scanned automatically</w:t>
@@ -1122,15 +1151,15 @@
         <w:t xml:space="preserve">— you run a scan when ready. Duplicate cities and domains are skipped automatically.</w:t>
       </w:r>
     </w:p>
+    <w:bookmarkEnd w:id="26"/>
+    <w:bookmarkStart w:id="27" w:name="edit-or-remove-a-city"/>
     <w:p>
       <w:pPr>
         <w:pStyle w:val="Heading2"/>
       </w:pPr>
-      <w:bookmarkStart w:id="28" w:name="edit-or-remove-a-city"/>
       <w:r>
         <w:t xml:space="preserve">Edit or remove a city</w:t>
       </w:r>
-      <w:bookmarkEnd w:id="28"/>
     </w:p>
     <w:p>
       <w:pPr>
@@ -1144,6 +1173,7 @@
       </w:r>
       <w:r>
         <w:rPr>
+          <w:bCs/>
           <w:b/>
         </w:rPr>
         <w:t xml:space="preserve">pencil</w:t>
@@ -1159,6 +1189,7 @@
       </w:r>
       <w:r>
         <w:rPr>
+          <w:bCs/>
           <w:b/>
         </w:rPr>
         <w:t xml:space="preserve">trash</w:t>
@@ -1170,15 +1201,15 @@
         <w:t xml:space="preserve">icon deactivates a city (it stops future scans but keeps the record).</w:t>
       </w:r>
     </w:p>
+    <w:bookmarkEnd w:id="27"/>
+    <w:bookmarkStart w:id="28" w:name="the-scan-type-indicator"/>
     <w:p>
       <w:pPr>
         <w:pStyle w:val="Heading2"/>
       </w:pPr>
-      <w:bookmarkStart w:id="29" w:name="the-scan-type-indicator"/>
       <w:r>
         <w:t xml:space="preserve">The Scan Type indicator</w:t>
       </w:r>
-      <w:bookmarkEnd w:id="29"/>
     </w:p>
     <w:p>
       <w:pPr>
@@ -1192,6 +1223,7 @@
       </w:r>
       <w:r>
         <w:rPr>
+          <w:bCs/>
           <w:b/>
         </w:rPr>
         <w:t xml:space="preserve">Scan Type</w:t>
@@ -1207,6 +1239,7 @@
       </w:r>
       <w:r>
         <w:rPr>
+          <w:bCs/>
           <w:b/>
         </w:rPr>
         <w:t xml:space="preserve">Direct</w:t>
@@ -1222,6 +1255,7 @@
       </w:r>
       <w:r>
         <w:rPr>
+          <w:bCs/>
           <w:b/>
         </w:rPr>
         <w:t xml:space="preserve">Proxy</w:t>
@@ -1233,15 +1267,16 @@
         <w:t xml:space="preserve">(a residential proxy was used because the site is protected by a web application firewall). This tells you whether a city needed the heavier scan path.</w:t>
       </w:r>
     </w:p>
+    <w:bookmarkEnd w:id="28"/>
+    <w:bookmarkEnd w:id="29"/>
+    <w:bookmarkStart w:id="31" w:name="running-scans"/>
     <w:p>
       <w:pPr>
         <w:pStyle w:val="Heading1"/>
       </w:pPr>
-      <w:bookmarkStart w:id="30" w:name="running-scans"/>
       <w:r>
         <w:t xml:space="preserve">Running Scans</w:t>
       </w:r>
-      <w:bookmarkEnd w:id="30"/>
     </w:p>
     <w:p>
       <w:pPr>
@@ -1255,6 +1290,7 @@
       </w:r>
       <w:r>
         <w:rPr>
+          <w:bCs/>
           <w:b/>
         </w:rPr>
         <w:t xml:space="preserve">Not Assessed</w:t>
@@ -1276,6 +1312,7 @@
       </w:pPr>
       <w:r>
         <w:rPr>
+          <w:bCs/>
           <w:b/>
         </w:rPr>
         <w:t xml:space="preserve">Run Audit</w:t>
@@ -1297,6 +1334,7 @@
       </w:pPr>
       <w:r>
         <w:rPr>
+          <w:bCs/>
           <w:b/>
         </w:rPr>
         <w:t xml:space="preserve">Re-Audit</w:t>
@@ -1312,6 +1350,7 @@
       </w:r>
       <w:r>
         <w:rPr>
+          <w:bCs/>
           <w:b/>
         </w:rPr>
         <w:t xml:space="preserve">Deep Scan</w:t>
@@ -1335,6 +1374,7 @@
       </w:r>
       <w:r>
         <w:rPr>
+          <w:bCs/>
           <w:b/>
         </w:rPr>
         <w:t xml:space="preserve">automatically escalates</w:t>
@@ -1347,6 +1387,7 @@
       </w:r>
       <w:r>
         <w:rPr>
+          <w:bCs/>
           <w:b/>
         </w:rPr>
         <w:t xml:space="preserve">Scan Failed</w:t>
@@ -1388,34 +1429,32 @@
         <w:t xml:space="preserve">”</w:t>
       </w:r>
     </w:p>
+    <w:bookmarkStart w:id="30" w:name="what-the-statuses-mean"/>
     <w:p>
       <w:pPr>
         <w:pStyle w:val="Heading2"/>
       </w:pPr>
-      <w:bookmarkStart w:id="31" w:name="what-the-statuses-mean"/>
       <w:r>
         <w:t xml:space="preserve">What the statuses mean</w:t>
       </w:r>
-      <w:bookmarkEnd w:id="31"/>
     </w:p>
     <w:tbl>
       <w:tblPr>
         <w:tblStyle w:val="Table"/>
-        <w:tblW w:type="pct" w:w="0.0"/>
-        <w:tblLook w:firstRow="1"/>
+        <w:tblW w:type="pct" w:w="5000"/>
+        <w:tblLook w:firstRow="1" w:lastRow="0" w:firstColumn="0" w:lastColumn="0" w:noHBand="0" w:noVBand="0" w:val="0020"/>
+        <w:jc w:val="start"/>
       </w:tblPr>
-      <w:tblGrid/>
+      <w:tblGrid>
+        <w:gridCol w:w="3960"/>
+        <w:gridCol w:w="3960"/>
+      </w:tblGrid>
       <w:tr>
         <w:trPr>
-          <w:cnfStyle w:firstRow="1"/>
+          <w:tblHeader w:val="true"/>
         </w:trPr>
         <w:tc>
-          <w:tcPr>
-            <w:tcBorders>
-              <w:bottom w:val="single"/>
-            </w:tcBorders>
-            <w:vAlign w:val="bottom"/>
-          </w:tcPr>
+          <w:tcPr/>
           <w:p>
             <w:pPr>
               <w:pStyle w:val="Compact"/>
@@ -1427,12 +1466,7 @@
           </w:p>
         </w:tc>
         <w:tc>
-          <w:tcPr>
-            <w:tcBorders>
-              <w:bottom w:val="single"/>
-            </w:tcBorders>
-            <w:vAlign w:val="bottom"/>
-          </w:tcPr>
+          <w:tcPr/>
           <w:p>
             <w:pPr>
               <w:pStyle w:val="Compact"/>
@@ -1446,6 +1480,7 @@
       </w:tr>
       <w:tr>
         <w:tc>
+          <w:tcPr/>
           <w:p>
             <w:pPr>
               <w:pStyle w:val="Compact"/>
@@ -1453,6 +1488,7 @@
             </w:pPr>
             <w:r>
               <w:rPr>
+                <w:bCs/>
                 <w:b/>
               </w:rPr>
               <w:t xml:space="preserve">Not Assessed</w:t>
@@ -1460,6 +1496,7 @@
           </w:p>
         </w:tc>
         <w:tc>
+          <w:tcPr/>
           <w:p>
             <w:pPr>
               <w:pStyle w:val="Compact"/>
@@ -1473,6 +1510,7 @@
       </w:tr>
       <w:tr>
         <w:tc>
+          <w:tcPr/>
           <w:p>
             <w:pPr>
               <w:pStyle w:val="Compact"/>
@@ -1480,6 +1518,7 @@
             </w:pPr>
             <w:r>
               <w:rPr>
+                <w:bCs/>
                 <w:b/>
               </w:rPr>
               <w:t xml:space="preserve">No AI Detected</w:t>
@@ -1487,6 +1526,7 @@
           </w:p>
         </w:tc>
         <w:tc>
+          <w:tcPr/>
           <w:p>
             <w:pPr>
               <w:pStyle w:val="Compact"/>
@@ -1500,6 +1540,7 @@
       </w:tr>
       <w:tr>
         <w:tc>
+          <w:tcPr/>
           <w:p>
             <w:pPr>
               <w:pStyle w:val="Compact"/>
@@ -1507,6 +1548,7 @@
             </w:pPr>
             <w:r>
               <w:rPr>
+                <w:bCs/>
                 <w:b/>
               </w:rPr>
               <w:t xml:space="preserve">In Cure</w:t>
@@ -1514,6 +1556,7 @@
           </w:p>
         </w:tc>
         <w:tc>
+          <w:tcPr/>
           <w:p>
             <w:pPr>
               <w:pStyle w:val="Compact"/>
@@ -1527,6 +1570,7 @@
       </w:tr>
       <w:tr>
         <w:tc>
+          <w:tcPr/>
           <w:p>
             <w:pPr>
               <w:pStyle w:val="Compact"/>
@@ -1534,6 +1578,7 @@
             </w:pPr>
             <w:r>
               <w:rPr>
+                <w:bCs/>
                 <w:b/>
               </w:rPr>
               <w:t xml:space="preserve">Non-Compliant</w:t>
@@ -1541,6 +1586,7 @@
           </w:p>
         </w:tc>
         <w:tc>
+          <w:tcPr/>
           <w:p>
             <w:pPr>
               <w:pStyle w:val="Compact"/>
@@ -1554,6 +1600,7 @@
       </w:tr>
       <w:tr>
         <w:tc>
+          <w:tcPr/>
           <w:p>
             <w:pPr>
               <w:pStyle w:val="Compact"/>
@@ -1561,6 +1608,7 @@
             </w:pPr>
             <w:r>
               <w:rPr>
+                <w:bCs/>
                 <w:b/>
               </w:rPr>
               <w:t xml:space="preserve">Expired</w:t>
@@ -1568,6 +1616,7 @@
           </w:p>
         </w:tc>
         <w:tc>
+          <w:tcPr/>
           <w:p>
             <w:pPr>
               <w:pStyle w:val="Compact"/>
@@ -1581,6 +1630,7 @@
       </w:tr>
       <w:tr>
         <w:tc>
+          <w:tcPr/>
           <w:p>
             <w:pPr>
               <w:pStyle w:val="Compact"/>
@@ -1588,6 +1638,7 @@
             </w:pPr>
             <w:r>
               <w:rPr>
+                <w:bCs/>
                 <w:b/>
               </w:rPr>
               <w:t xml:space="preserve">Review Needed</w:t>
@@ -1595,6 +1646,7 @@
           </w:p>
         </w:tc>
         <w:tc>
+          <w:tcPr/>
           <w:p>
             <w:pPr>
               <w:pStyle w:val="Compact"/>
@@ -1608,6 +1660,7 @@
       </w:tr>
       <w:tr>
         <w:tc>
+          <w:tcPr/>
           <w:p>
             <w:pPr>
               <w:pStyle w:val="Compact"/>
@@ -1615,6 +1668,7 @@
             </w:pPr>
             <w:r>
               <w:rPr>
+                <w:bCs/>
                 <w:b/>
               </w:rPr>
               <w:t xml:space="preserve">Scan Failed</w:t>
@@ -1622,6 +1676,7 @@
           </w:p>
         </w:tc>
         <w:tc>
+          <w:tcPr/>
           <w:p>
             <w:pPr>
               <w:pStyle w:val="Compact"/>
@@ -1634,15 +1689,16 @@
         </w:tc>
       </w:tr>
     </w:tbl>
+    <w:bookmarkEnd w:id="30"/>
+    <w:bookmarkEnd w:id="31"/>
+    <w:bookmarkStart w:id="32" w:name="reading-a-citys-results"/>
     <w:p>
       <w:pPr>
         <w:pStyle w:val="Heading1"/>
       </w:pPr>
-      <w:bookmarkStart w:id="32" w:name="reading-a-citys-results"/>
       <w:r>
         <w:t xml:space="preserve">Reading a City’s Results</w:t>
       </w:r>
-      <w:bookmarkEnd w:id="32"/>
     </w:p>
     <w:p>
       <w:pPr>
@@ -1662,6 +1718,7 @@
       </w:pPr>
       <w:r>
         <w:rPr>
+          <w:bCs/>
           <w:b/>
         </w:rPr>
         <w:t xml:space="preserve">AI Assets Detected</w:t>
@@ -1683,6 +1740,7 @@
       </w:pPr>
       <w:r>
         <w:rPr>
+          <w:bCs/>
           <w:b/>
         </w:rPr>
         <w:t xml:space="preserve">Violations &amp; Cure Period</w:t>
@@ -1704,6 +1762,7 @@
       </w:pPr>
       <w:r>
         <w:rPr>
+          <w:bCs/>
           <w:b/>
         </w:rPr>
         <w:t xml:space="preserve">Cure Period Summary</w:t>
@@ -1725,6 +1784,7 @@
       </w:pPr>
       <w:r>
         <w:rPr>
+          <w:bCs/>
           <w:b/>
         </w:rPr>
         <w:t xml:space="preserve">Violation Breakdown</w:t>
@@ -1744,15 +1804,15 @@
         <w:t xml:space="preserve">Every city page repeats the reminder that findings are candidate signals requiring human and legal review.</w:t>
       </w:r>
     </w:p>
+    <w:bookmarkEnd w:id="32"/>
+    <w:bookmarkStart w:id="33" w:name="the-60-day-cure-clock"/>
     <w:p>
       <w:pPr>
         <w:pStyle w:val="Heading1"/>
       </w:pPr>
-      <w:bookmarkStart w:id="33" w:name="the-60-day-cure-clock"/>
       <w:r>
         <w:t xml:space="preserve">The 60-Day Cure Clock</w:t>
       </w:r>
-      <w:bookmarkEnd w:id="33"/>
     </w:p>
     <w:p>
       <w:pPr>
@@ -1772,6 +1832,7 @@
       </w:pPr>
       <w:r>
         <w:rPr>
+          <w:bCs/>
           <w:b/>
         </w:rPr>
         <w:t xml:space="preserve">The clock starts when the violation is first detected — not when the city was added or last scanned.</w:t>
@@ -1793,6 +1854,7 @@
       </w:pPr>
       <w:r>
         <w:rPr>
+          <w:bCs/>
           <w:b/>
         </w:rPr>
         <w:t xml:space="preserve">The countdown is live.</w:t>
@@ -1808,6 +1870,7 @@
       </w:r>
       <w:r>
         <w:rPr>
+          <w:bCs/>
           <w:b/>
         </w:rPr>
         <w:t xml:space="preserve">Expired</w:t>
@@ -1819,15 +1882,15 @@
         <w:t xml:space="preserve">and is referable to the Texas Attorney General.</w:t>
       </w:r>
     </w:p>
+    <w:bookmarkEnd w:id="33"/>
+    <w:bookmarkStart w:id="37" w:name="getting-proving-compliance"/>
     <w:p>
       <w:pPr>
         <w:pStyle w:val="Heading1"/>
       </w:pPr>
-      <w:bookmarkStart w:id="34" w:name="getting-proving-compliance"/>
       <w:r>
         <w:t xml:space="preserve">Getting &amp; Proving Compliance</w:t>
       </w:r>
-      <w:bookmarkEnd w:id="34"/>
     </w:p>
     <w:p>
       <w:pPr>
@@ -1880,6 +1943,7 @@
       </w:pPr>
       <w:r>
         <w:rPr>
+          <w:bCs/>
           <w:b/>
         </w:rPr>
         <w:t xml:space="preserve">AI Use-Case Inventory</w:t>
@@ -1895,6 +1959,7 @@
       </w:r>
       <w:r>
         <w:rPr>
+          <w:bCs/>
           <w:b/>
         </w:rPr>
         <w:t xml:space="preserve">where it came from</w:t>
@@ -1916,6 +1981,7 @@
       </w:pPr>
       <w:r>
         <w:rPr>
+          <w:bCs/>
           <w:b/>
         </w:rPr>
         <w:t xml:space="preserve">Compliance Report</w:t>
@@ -1937,6 +2003,7 @@
       </w:pPr>
       <w:r>
         <w:rPr>
+          <w:bCs/>
           <w:b/>
         </w:rPr>
         <w:t xml:space="preserve">AI Use Policy</w:t>
@@ -1958,6 +2025,7 @@
       </w:pPr>
       <w:r>
         <w:rPr>
+          <w:bCs/>
           <w:b/>
         </w:rPr>
         <w:t xml:space="preserve">AG Response Pack</w:t>
@@ -1979,26 +2047,119 @@
       </w:pPr>
       <w:r>
         <w:rPr>
-          <w:b/>
-        </w:rPr>
-        <w:t xml:space="preserve">Import Procurement / Sync Staff Usage / Agendas / OAuth</w:t>
-      </w:r>
-      <w:r>
-        <w:t xml:space="preserve"> </w:t>
-      </w:r>
-      <w:r>
-        <w:t xml:space="preserve">— additional discovery inputs that widen the inventory beyond the public website.</w:t>
-      </w:r>
-    </w:p>
+          <w:bCs/>
+          <w:b/>
+        </w:rPr>
+        <w:t xml:space="preserve">Add Data menu</w:t>
+      </w:r>
+      <w:r>
+        <w:t xml:space="preserve"> </w:t>
+      </w:r>
+      <w:r>
+        <w:t xml:space="preserve">— the four additional discovery inputs that widen the inventory beyond the public website now live in one</w:t>
+      </w:r>
+      <w:r>
+        <w:t xml:space="preserve"> </w:t>
+      </w:r>
+      <w:r>
+        <w:rPr>
+          <w:bCs/>
+          <w:b/>
+        </w:rPr>
+        <w:t xml:space="preserve">Add Data</w:t>
+      </w:r>
+      <w:r>
+        <w:t xml:space="preserve"> </w:t>
+      </w:r>
+      <w:r>
+        <w:t xml:space="preserve">dropdown next to</w:t>
+      </w:r>
+      <w:r>
+        <w:t xml:space="preserve"> </w:t>
+      </w:r>
+      <w:r>
+        <w:rPr>
+          <w:iCs/>
+          <w:i/>
+        </w:rPr>
+        <w:t xml:space="preserve">Declare AI System</w:t>
+      </w:r>
+      <w:r>
+        <w:t xml:space="preserve">:</w:t>
+      </w:r>
+      <w:r>
+        <w:t xml:space="preserve"> </w:t>
+      </w:r>
+      <w:r>
+        <w:rPr>
+          <w:bCs/>
+          <w:b/>
+        </w:rPr>
+        <w:t xml:space="preserve">Sync Staff Usage</w:t>
+      </w:r>
+      <w:r>
+        <w:t xml:space="preserve"> </w:t>
+      </w:r>
+      <w:r>
+        <w:t xml:space="preserve">(Sentinel telemetry),</w:t>
+      </w:r>
+      <w:r>
+        <w:t xml:space="preserve"> </w:t>
+      </w:r>
+      <w:r>
+        <w:rPr>
+          <w:bCs/>
+          <w:b/>
+        </w:rPr>
+        <w:t xml:space="preserve">Import Procurement</w:t>
+      </w:r>
+      <w:r>
+        <w:t xml:space="preserve"> </w:t>
+      </w:r>
+      <w:r>
+        <w:t xml:space="preserve">(vendor/spend/contract files),</w:t>
+      </w:r>
+      <w:r>
+        <w:t xml:space="preserve"> </w:t>
+      </w:r>
+      <w:r>
+        <w:rPr>
+          <w:bCs/>
+          <w:b/>
+        </w:rPr>
+        <w:t xml:space="preserve">Scan Agendas</w:t>
+      </w:r>
+      <w:r>
+        <w:t xml:space="preserve"> </w:t>
+      </w:r>
+      <w:r>
+        <w:t xml:space="preserve">(council/EDC agendas), and</w:t>
+      </w:r>
+      <w:r>
+        <w:t xml:space="preserve"> </w:t>
+      </w:r>
+      <w:r>
+        <w:rPr>
+          <w:bCs/>
+          <w:b/>
+        </w:rPr>
+        <w:t xml:space="preserve">OAuth Export</w:t>
+      </w:r>
+      <w:r>
+        <w:t xml:space="preserve"> </w:t>
+      </w:r>
+      <w:r>
+        <w:t xml:space="preserve">(Microsoft Entra / Google Workspace, dry run by default). Same permissions and behavior as the former individual buttons.</w:t>
+      </w:r>
+    </w:p>
+    <w:bookmarkStart w:id="34" w:name="X27965e1a890999c0f5d72c5d69f6c4c1619b6bd"/>
     <w:p>
       <w:pPr>
         <w:pStyle w:val="Heading2"/>
       </w:pPr>
-      <w:bookmarkStart w:id="35" w:name="X27965e1a890999c0f5d72c5d69f6c4c1619b6bd"/>
       <w:r>
         <w:t xml:space="preserve">Knowing where an AI system came from — and whether it is live</w:t>
       </w:r>
-      <w:bookmarkEnd w:id="35"/>
     </w:p>
     <w:p>
       <w:pPr>
@@ -2014,6 +2175,7 @@
       </w:pPr>
       <w:r>
         <w:rPr>
+          <w:bCs/>
           <w:b/>
         </w:rPr>
         <w:t xml:space="preserve">Where it was found</w:t>
@@ -2029,6 +2191,7 @@
       </w:r>
       <w:r>
         <w:rPr>
+          <w:iCs/>
           <w:i/>
         </w:rPr>
         <w:t xml:space="preserve">Website scan</w:t>
@@ -2041,6 +2204,7 @@
       </w:r>
       <w:r>
         <w:rPr>
+          <w:iCs/>
           <w:i/>
         </w:rPr>
         <w:t xml:space="preserve">Council agenda</w:t>
@@ -2053,6 +2217,7 @@
       </w:r>
       <w:r>
         <w:rPr>
+          <w:iCs/>
           <w:i/>
         </w:rPr>
         <w:t xml:space="preserve">Procurement</w:t>
@@ -2065,6 +2230,7 @@
       </w:r>
       <w:r>
         <w:rPr>
+          <w:iCs/>
           <w:i/>
         </w:rPr>
         <w:t xml:space="preserve">Budget</w:t>
@@ -2077,6 +2243,7 @@
       </w:r>
       <w:r>
         <w:rPr>
+          <w:iCs/>
           <w:i/>
         </w:rPr>
         <w:t xml:space="preserve">Staff usage</w:t>
@@ -2089,6 +2256,7 @@
       </w:r>
       <w:r>
         <w:rPr>
+          <w:iCs/>
           <w:i/>
         </w:rPr>
         <w:t xml:space="preserve">Declared</w:t>
@@ -2106,6 +2274,7 @@
       </w:pPr>
       <w:r>
         <w:rPr>
+          <w:bCs/>
           <w:b/>
         </w:rPr>
         <w:t xml:space="preserve">Whether it is deployed:</w:t>
@@ -2121,6 +2290,7 @@
       </w:pPr>
       <w:r>
         <w:rPr>
+          <w:bCs/>
           <w:b/>
         </w:rPr>
         <w:t xml:space="preserve">Live on site</w:t>
@@ -2142,6 +2312,7 @@
       </w:pPr>
       <w:r>
         <w:rPr>
+          <w:bCs/>
           <w:b/>
         </w:rPr>
         <w:t xml:space="preserve">Procured · verify</w:t>
@@ -2157,6 +2328,7 @@
       </w:r>
       <w:r>
         <w:rPr>
+          <w:bCs/>
           <w:b/>
         </w:rPr>
         <w:t xml:space="preserve">Budgeted · verify</w:t>
@@ -2172,6 +2344,7 @@
       </w:r>
       <w:r>
         <w:rPr>
+          <w:iCs/>
           <w:i/>
         </w:rPr>
         <w:t xml:space="preserve">bought or planned</w:t>
@@ -2187,6 +2360,7 @@
       </w:r>
       <w:r>
         <w:rPr>
+          <w:bCs/>
           <w:b/>
         </w:rPr>
         <w:t xml:space="preserve">not</w:t>
@@ -2208,6 +2382,7 @@
       </w:pPr>
       <w:r>
         <w:rPr>
+          <w:bCs/>
           <w:b/>
         </w:rPr>
         <w:t xml:space="preserve">Staff-reported</w:t>
@@ -2229,6 +2404,7 @@
       </w:pPr>
       <w:r>
         <w:rPr>
+          <w:bCs/>
           <w:b/>
         </w:rPr>
         <w:t xml:space="preserve">Self-declared</w:t>
@@ -2248,15 +2424,15 @@
         <w:t xml:space="preserve">This distinction protects you from a false alarm: a tool approved in a January agenda but not launched until June is not a disclosure violation in February. Findings from records never create a violation or start a cure clock — only what is observed live on your website does.</w:t>
       </w:r>
     </w:p>
+    <w:bookmarkEnd w:id="34"/>
+    <w:bookmarkStart w:id="35" w:name="discovering-ai-from-council-agendas"/>
     <w:p>
       <w:pPr>
         <w:pStyle w:val="Heading2"/>
       </w:pPr>
-      <w:bookmarkStart w:id="36" w:name="discovering-ai-from-council-agendas"/>
       <w:r>
         <w:t xml:space="preserve">Discovering AI from council agendas</w:t>
       </w:r>
-      <w:bookmarkEnd w:id="36"/>
     </w:p>
     <w:p>
       <w:pPr>
@@ -2270,6 +2446,7 @@
       </w:r>
       <w:r>
         <w:rPr>
+          <w:bCs/>
           <w:b/>
         </w:rPr>
         <w:t xml:space="preserve">Agendas</w:t>
@@ -2285,6 +2462,7 @@
       </w:r>
       <w:r>
         <w:rPr>
+          <w:iCs/>
           <w:i/>
         </w:rPr>
         <w:t xml:space="preserve">procured (agenda)</w:t>
@@ -2297,6 +2475,7 @@
       </w:r>
       <w:r>
         <w:rPr>
+          <w:bCs/>
           <w:b/>
         </w:rPr>
         <w:t xml:space="preserve">You only need to enter the Legistar slug once per city</w:t>
@@ -2320,6 +2499,7 @@
       </w:r>
       <w:r>
         <w:rPr>
+          <w:bCs/>
           <w:b/>
         </w:rPr>
         <w:t xml:space="preserve">which extractor read them</w:t>
@@ -2338,6 +2518,7 @@
       </w:pPr>
       <w:r>
         <w:rPr>
+          <w:bCs/>
           <w:b/>
         </w:rPr>
         <w:t xml:space="preserve">Extracted via Vertex (Gemini)</w:t>
@@ -2377,6 +2558,7 @@
       </w:pPr>
       <w:r>
         <w:rPr>
+          <w:bCs/>
           <w:b/>
         </w:rPr>
         <w:t xml:space="preserve">Vertex (Gemini) — some items used keyword fallback</w:t>
@@ -2398,6 +2580,7 @@
       </w:pPr>
       <w:r>
         <w:rPr>
+          <w:bCs/>
           <w:b/>
         </w:rPr>
         <w:t xml:space="preserve">Vertex unavailable — keyword fallback used</w:t>
@@ -2419,6 +2602,7 @@
       </w:pPr>
       <w:r>
         <w:rPr>
+          <w:bCs/>
           <w:b/>
         </w:rPr>
         <w:t xml:space="preserve">Keyword extractor (no LLM)</w:t>
@@ -2492,15 +2676,15 @@
         <w:t xml:space="preserve">— no server logs required.</w:t>
       </w:r>
     </w:p>
+    <w:bookmarkEnd w:id="35"/>
+    <w:bookmarkStart w:id="36" w:name="Xc4ed773a6e1f6d8a6d7ac0e65bd377ed356aa7f"/>
     <w:p>
       <w:pPr>
         <w:pStyle w:val="Heading2"/>
       </w:pPr>
-      <w:bookmarkStart w:id="37" w:name="Xc4ed773a6e1f6d8a6d7ac0e65bd377ed356aa7f"/>
       <w:r>
         <w:t xml:space="preserve">Discovering shadow AI your staff signed up for (OAuth)</w:t>
       </w:r>
-      <w:bookmarkEnd w:id="37"/>
     </w:p>
     <w:p>
       <w:pPr>
@@ -2520,6 +2704,7 @@
       </w:r>
       <w:r>
         <w:rPr>
+          <w:bCs/>
           <w:b/>
         </w:rPr>
         <w:t xml:space="preserve">OAuth</w:t>
@@ -2537,6 +2722,7 @@
       </w:pPr>
       <w:r>
         <w:rPr>
+          <w:bCs/>
           <w:b/>
         </w:rPr>
         <w:t xml:space="preserve">Nothing is connected to your tenant, and we are given no access.</w:t>
@@ -2578,6 +2764,7 @@
       </w:r>
       <w:r>
         <w:rPr>
+          <w:bCs/>
           <w:b/>
         </w:rPr>
         <w:t xml:space="preserve">Microsoft 365</w:t>
@@ -2593,6 +2780,7 @@
       </w:r>
       <w:r>
         <w:rPr>
+          <w:bCs/>
           <w:b/>
         </w:rPr>
         <w:t xml:space="preserve">Google Workspace</w:t>
@@ -2620,6 +2808,7 @@
       </w:pPr>
       <w:r>
         <w:rPr>
+          <w:bCs/>
           <w:b/>
         </w:rPr>
         <w:t xml:space="preserve">Run the script.</w:t>
@@ -2653,6 +2842,7 @@
       </w:pPr>
       <w:r>
         <w:rPr>
+          <w:bCs/>
           <w:b/>
         </w:rPr>
         <w:t xml:space="preserve">Browser only (Microsoft 365).</w:t>
@@ -2668,6 +2858,7 @@
       </w:r>
       <w:r>
         <w:rPr>
+          <w:bCs/>
           <w:b/>
         </w:rPr>
         <w:t xml:space="preserve">Microsoft Graph Explorer</w:t>
@@ -2689,18 +2880,21 @@
       </w:r>
       <w:r>
         <w:rPr>
+          <w:bCs/>
           <w:b/>
         </w:rPr>
         <w:t xml:space="preserve">Nothing installs and</w:t>
       </w:r>
       <w:r>
         <w:rPr>
-          <w:b/>
-        </w:rPr>
-        <w:t xml:space="preserve"> </w:t>
-      </w:r>
-      <w:r>
-        <w:rPr>
+          <w:bCs/>
+          <w:b/>
+        </w:rPr>
+        <w:t xml:space="preserve"> </w:t>
+      </w:r>
+      <w:r>
+        <w:rPr>
+          <w:bCs/>
           <w:b/>
         </w:rPr>
         <w:t xml:space="preserve">nothing runs on any machine.</w:t>
@@ -2728,6 +2922,7 @@
       </w:pPr>
       <w:r>
         <w:rPr>
+          <w:bCs/>
           <w:b/>
         </w:rPr>
         <w:t xml:space="preserve">Google Workspace.</w:t>
@@ -2743,18 +2938,21 @@
       </w:r>
       <w:r>
         <w:rPr>
+          <w:bCs/>
           <w:b/>
         </w:rPr>
         <w:t xml:space="preserve">Security →</w:t>
       </w:r>
       <w:r>
         <w:rPr>
-          <w:b/>
-        </w:rPr>
-        <w:t xml:space="preserve"> </w:t>
-      </w:r>
-      <w:r>
-        <w:rPr>
+          <w:bCs/>
+          <w:b/>
+        </w:rPr>
+        <w:t xml:space="preserve"> </w:t>
+      </w:r>
+      <w:r>
+        <w:rPr>
+          <w:bCs/>
           <w:b/>
         </w:rPr>
         <w:t xml:space="preserve">Access and data control → API controls → App access control</w:t>
@@ -2767,6 +2965,7 @@
       </w:r>
       <w:r>
         <w:rPr>
+          <w:bCs/>
           <w:b/>
         </w:rPr>
         <w:t xml:space="preserve">Accessed apps</w:t>
@@ -2782,6 +2981,7 @@
       </w:r>
       <w:r>
         <w:rPr>
+          <w:bCs/>
           <w:b/>
         </w:rPr>
         <w:t xml:space="preserve">Download list</w:t>
@@ -2831,6 +3031,7 @@
       </w:r>
       <w:r>
         <w:rPr>
+          <w:bCs/>
           <w:b/>
         </w:rPr>
         <w:t xml:space="preserve">Read it before you upload it.</w:t>
@@ -2846,6 +3047,7 @@
       </w:r>
       <w:r>
         <w:rPr>
+          <w:bCs/>
           <w:b/>
         </w:rPr>
         <w:t xml:space="preserve">AI Inventory → OAuth</w:t>
@@ -2884,6 +3086,7 @@
       </w:pPr>
       <w:r>
         <w:rPr>
+          <w:bCs/>
           <w:b/>
         </w:rPr>
         <w:t xml:space="preserve">Dry run.</w:t>
@@ -2899,6 +3102,7 @@
       </w:r>
       <w:r>
         <w:rPr>
+          <w:bCs/>
           <w:b/>
         </w:rPr>
         <w:t xml:space="preserve">nothing</w:t>
@@ -2929,6 +3133,7 @@
       </w:pPr>
       <w:r>
         <w:rPr>
+          <w:bCs/>
           <w:b/>
         </w:rPr>
         <w:t xml:space="preserve">No employee names.</w:t>
@@ -2944,6 +3149,7 @@
       </w:r>
       <w:r>
         <w:rPr>
+          <w:iCs/>
           <w:i/>
         </w:rPr>
         <w:t xml:space="preserve">number</w:t>
@@ -2979,6 +3185,7 @@
       </w:r>
       <w:r>
         <w:rPr>
+          <w:bCs/>
           <w:b/>
         </w:rPr>
         <w:t xml:space="preserve">Procured · verify</w:t>
@@ -3020,6 +3227,7 @@
       </w:pPr>
       <w:r>
         <w:rPr>
+          <w:bCs/>
           <w:b/>
         </w:rPr>
         <w:t xml:space="preserve">Tenant-wide</w:t>
@@ -3035,6 +3243,7 @@
       </w:r>
       <w:r>
         <w:rPr>
+          <w:iCs/>
           <w:i/>
         </w:rPr>
         <w:t xml:space="preserve">entire</w:t>
@@ -3062,6 +3271,7 @@
       </w:pPr>
       <w:r>
         <w:rPr>
+          <w:bCs/>
           <w:b/>
         </w:rPr>
         <w:t xml:space="preserve">Applications we did not recognise</w:t>
@@ -3083,6 +3293,7 @@
       </w:r>
       <w:r>
         <w:rPr>
+          <w:bCs/>
           <w:b/>
         </w:rPr>
         <w:t xml:space="preserve">not findings</w:t>
@@ -3101,6 +3312,7 @@
       </w:r>
       <w:r>
         <w:rPr>
+          <w:bCs/>
           <w:b/>
         </w:rPr>
         <w:t xml:space="preserve">Download for signature review</w:t>
@@ -3122,6 +3334,7 @@
       </w:r>
       <w:r>
         <w:rPr>
+          <w:iCs/>
           <w:i/>
         </w:rPr>
         <w:t xml:space="preserve">every</w:t>
@@ -3157,6 +3370,7 @@
       </w:r>
       <w:r>
         <w:rPr>
+          <w:bCs/>
           <w:b/>
         </w:rPr>
         <w:t xml:space="preserve">Settings → Feature Flags</w:t>
@@ -3165,15 +3379,16 @@
         <w:t xml:space="preserve">.</w:t>
       </w:r>
     </w:p>
+    <w:bookmarkEnd w:id="36"/>
+    <w:bookmarkEnd w:id="37"/>
+    <w:bookmarkStart w:id="42" w:name="safe-harbor-readiness-framework-lenses"/>
     <w:p>
       <w:pPr>
         <w:pStyle w:val="Heading1"/>
       </w:pPr>
-      <w:bookmarkStart w:id="38" w:name="safe-harbor-readiness-framework-lenses"/>
       <w:r>
         <w:t xml:space="preserve">Safe Harbor Readiness &amp; Framework Lenses</w:t>
       </w:r>
-      <w:bookmarkEnd w:id="38"/>
     </w:p>
     <w:p>
       <w:pPr>
@@ -3187,6 +3402,7 @@
       </w:r>
       <w:r>
         <w:rPr>
+          <w:bCs/>
           <w:b/>
         </w:rPr>
         <w:t xml:space="preserve">TRAIGA Safe Harbor Readiness</w:t>
@@ -3202,6 +3418,7 @@
       </w:r>
       <w:r>
         <w:rPr>
+          <w:bCs/>
           <w:b/>
         </w:rPr>
         <w:t xml:space="preserve">Municipal AI Profile</w:t>
@@ -3217,6 +3434,7 @@
       </w:r>
       <w:r>
         <w:rPr>
+          <w:bCs/>
           <w:b/>
         </w:rPr>
         <w:t xml:space="preserve">NIST AI Risk Management Framework</w:t>
@@ -3232,6 +3450,7 @@
       </w:r>
       <w:r>
         <w:rPr>
+          <w:bCs/>
           <w:b/>
         </w:rPr>
         <w:t xml:space="preserve">Tex. Bus. &amp; Com. Code § 552.105(c)–(e)</w:t>
@@ -3240,15 +3459,14 @@
         <w:t xml:space="preserve">.</w:t>
       </w:r>
     </w:p>
+    <w:bookmarkStart w:id="38" w:name="the-four-functions"/>
     <w:p>
       <w:pPr>
         <w:pStyle w:val="Heading2"/>
       </w:pPr>
-      <w:bookmarkStart w:id="39" w:name="the-four-functions"/>
       <w:r>
         <w:t xml:space="preserve">The four functions</w:t>
       </w:r>
-      <w:bookmarkEnd w:id="39"/>
     </w:p>
     <w:p>
       <w:pPr>
@@ -3262,6 +3480,7 @@
       </w:r>
       <w:r>
         <w:rPr>
+          <w:bCs/>
           <w:b/>
         </w:rPr>
         <w:t xml:space="preserve">GOVERN, MAP, MEASURE, MANAGE</w:t>
@@ -3273,15 +3492,15 @@
         <w:t xml:space="preserve">— each shown as a ring with a satisfied/total count.</w:t>
       </w:r>
     </w:p>
+    <w:bookmarkEnd w:id="38"/>
+    <w:bookmarkStart w:id="39" w:name="machine-verified-vs.-attested-controls"/>
     <w:p>
       <w:pPr>
         <w:pStyle w:val="Heading2"/>
       </w:pPr>
-      <w:bookmarkStart w:id="40" w:name="machine-verified-vs.-attested-controls"/>
       <w:r>
         <w:t xml:space="preserve">Machine-verified vs. attested controls</w:t>
       </w:r>
-      <w:bookmarkEnd w:id="40"/>
     </w:p>
     <w:p>
       <w:pPr>
@@ -3293,6 +3512,7 @@
       </w:pPr>
       <w:r>
         <w:rPr>
+          <w:bCs/>
           <w:b/>
         </w:rPr>
         <w:t xml:space="preserve">Machine-verified</w:t>
@@ -3368,6 +3588,7 @@
       </w:pPr>
       <w:r>
         <w:rPr>
+          <w:bCs/>
           <w:b/>
         </w:rPr>
         <w:t xml:space="preserve">Attested</w:t>
@@ -3398,6 +3619,7 @@
       </w:r>
       <w:r>
         <w:rPr>
+          <w:bCs/>
           <w:b/>
         </w:rPr>
         <w:t xml:space="preserve">Attest</w:t>
@@ -3413,6 +3635,7 @@
       </w:r>
       <w:r>
         <w:rPr>
+          <w:bCs/>
           <w:b/>
         </w:rPr>
         <w:t xml:space="preserve">Clear</w:t>
@@ -3424,15 +3647,15 @@
         <w:t xml:space="preserve">to remove an attestation.</w:t>
       </w:r>
     </w:p>
+    <w:bookmarkEnd w:id="39"/>
+    <w:bookmarkStart w:id="40" w:name="framework-lenses-nist-iso-42001"/>
     <w:p>
       <w:pPr>
         <w:pStyle w:val="Heading2"/>
       </w:pPr>
-      <w:bookmarkStart w:id="41" w:name="framework-lenses-nist-iso-42001"/>
       <w:r>
         <w:t xml:space="preserve">Framework lenses (NIST / ISO 42001)</w:t>
       </w:r>
-      <w:bookmarkEnd w:id="41"/>
     </w:p>
     <w:p>
       <w:pPr>
@@ -3446,6 +3669,7 @@
       </w:r>
       <w:r>
         <w:rPr>
+          <w:bCs/>
           <w:b/>
         </w:rPr>
         <w:t xml:space="preserve">Framework lens</w:t>
@@ -3461,6 +3685,7 @@
       </w:r>
       <w:r>
         <w:rPr>
+          <w:bCs/>
           <w:b/>
         </w:rPr>
         <w:t xml:space="preserve">overlap grade</w:t>
@@ -3476,6 +3701,7 @@
       </w:r>
       <w:r>
         <w:rPr>
+          <w:iCs/>
           <w:i/>
         </w:rPr>
         <w:t xml:space="preserve">strong</w:t>
@@ -3488,6 +3714,7 @@
       </w:r>
       <w:r>
         <w:rPr>
+          <w:iCs/>
           <w:i/>
         </w:rPr>
         <w:t xml:space="preserve">partial</w:t>
@@ -3500,6 +3727,7 @@
       </w:r>
       <w:r>
         <w:rPr>
+          <w:iCs/>
           <w:i/>
         </w:rPr>
         <w:t xml:space="preserve">weak</w:t>
@@ -3523,15 +3751,15 @@
         <w:t xml:space="preserve">). Crosswalk mappings are a positioning aid, not legal advice.</w:t>
       </w:r>
     </w:p>
+    <w:bookmarkEnd w:id="40"/>
+    <w:bookmarkStart w:id="41" w:name="alignment-statement"/>
     <w:p>
       <w:pPr>
         <w:pStyle w:val="Heading2"/>
       </w:pPr>
-      <w:bookmarkStart w:id="42" w:name="alignment-statement"/>
       <w:r>
         <w:t xml:space="preserve">Alignment Statement</w:t>
       </w:r>
-      <w:bookmarkEnd w:id="42"/>
     </w:p>
     <w:p>
       <w:pPr>
@@ -3539,6 +3767,7 @@
       </w:pPr>
       <w:r>
         <w:rPr>
+          <w:bCs/>
           <w:b/>
         </w:rPr>
         <w:t xml:space="preserve">Alignment Statement</w:t>
@@ -3550,15 +3779,16 @@
         <w:t xml:space="preserve">generates a Word document summarizing the city’s readiness for the safe-harbor defense. It requires counsel review — the document says so itself.</w:t>
       </w:r>
     </w:p>
+    <w:bookmarkEnd w:id="41"/>
+    <w:bookmarkEnd w:id="42"/>
+    <w:bookmarkStart w:id="43" w:name="settings"/>
     <w:p>
       <w:pPr>
         <w:pStyle w:val="Heading1"/>
       </w:pPr>
-      <w:bookmarkStart w:id="43" w:name="settings"/>
       <w:r>
         <w:t xml:space="preserve">Settings</w:t>
       </w:r>
-      <w:bookmarkEnd w:id="43"/>
     </w:p>
     <w:p>
       <w:pPr>
@@ -3570,6 +3800,7 @@
       </w:pPr>
       <w:r>
         <w:rPr>
+          <w:bCs/>
           <w:b/>
         </w:rPr>
         <w:t xml:space="preserve">Appearance</w:t>
@@ -3591,6 +3822,7 @@
       </w:pPr>
       <w:r>
         <w:rPr>
+          <w:bCs/>
           <w:b/>
         </w:rPr>
         <w:t xml:space="preserve">Feature Flags</w:t>
@@ -3612,6 +3844,7 @@
       </w:pPr>
       <w:r>
         <w:rPr>
+          <w:bCs/>
           <w:b/>
         </w:rPr>
         <w:t xml:space="preserve">Version &amp; Build</w:t>
@@ -3633,6 +3866,7 @@
       </w:pPr>
       <w:r>
         <w:rPr>
+          <w:bCs/>
           <w:b/>
         </w:rPr>
         <w:t xml:space="preserve">Storage / Backend API / Integrations / Deployment</w:t>
@@ -3654,6 +3888,7 @@
       </w:pPr>
       <w:r>
         <w:rPr>
+          <w:bCs/>
           <w:b/>
         </w:rPr>
         <w:t xml:space="preserve">API Health Check</w:t>
@@ -3665,15 +3900,15 @@
         <w:t xml:space="preserve">— confirms the app can reach its backend.</w:t>
       </w:r>
     </w:p>
+    <w:bookmarkEnd w:id="43"/>
+    <w:bookmarkStart w:id="44" w:name="audit-log-error-log"/>
     <w:p>
       <w:pPr>
         <w:pStyle w:val="Heading1"/>
       </w:pPr>
-      <w:bookmarkStart w:id="44" w:name="audit-log-error-log"/>
       <w:r>
         <w:t xml:space="preserve">Audit Log &amp; Error Log</w:t>
       </w:r>
-      <w:bookmarkEnd w:id="44"/>
     </w:p>
     <w:p>
       <w:pPr>
@@ -3685,6 +3920,7 @@
       </w:pPr>
       <w:r>
         <w:rPr>
+          <w:bCs/>
           <w:b/>
         </w:rPr>
         <w:t xml:space="preserve">Audit Log</w:t>
@@ -3706,6 +3942,7 @@
       </w:pPr>
       <w:r>
         <w:rPr>
+          <w:bCs/>
           <w:b/>
         </w:rPr>
         <w:t xml:space="preserve">Error Log</w:t>
@@ -3717,15 +3954,15 @@
         <w:t xml:space="preserve">(platform admin) surfaces operational failures across scans, the scheduler, and deep scans, so problems are visible rather than silent.</w:t>
       </w:r>
     </w:p>
+    <w:bookmarkEnd w:id="44"/>
+    <w:bookmarkStart w:id="45" w:name="sentinel-dlp"/>
     <w:p>
       <w:pPr>
         <w:pStyle w:val="Heading1"/>
       </w:pPr>
-      <w:bookmarkStart w:id="45" w:name="sentinel-dlp"/>
       <w:r>
         <w:t xml:space="preserve">Sentinel (DLP)</w:t>
       </w:r>
-      <w:bookmarkEnd w:id="45"/>
     </w:p>
     <w:p>
       <w:pPr>
@@ -3735,21 +3972,22 @@
         <w:t xml:space="preserve">Sentinel is an optional module that gives the city visibility into staff use of AI tools with city data via lightweight browser telemetry (metadata only). It complements the website scan by covering AI that employees use directly.</w:t>
       </w:r>
     </w:p>
+    <w:bookmarkEnd w:id="45"/>
+    <w:bookmarkStart w:id="46" w:name="glossary"/>
     <w:p>
       <w:pPr>
         <w:pStyle w:val="Heading1"/>
       </w:pPr>
-      <w:bookmarkStart w:id="46" w:name="glossary"/>
       <w:r>
         <w:t xml:space="preserve">Glossary</w:t>
       </w:r>
-      <w:bookmarkEnd w:id="46"/>
     </w:p>
     <w:tbl>
       <w:tblPr>
         <w:tblStyle w:val="Table"/>
-        <w:tblW w:type="pct" w:w="5000.0"/>
-        <w:tblLook w:firstRow="1"/>
+        <w:tblW w:type="pct" w:w="5000"/>
+        <w:tblLook w:firstRow="1" w:lastRow="0" w:firstColumn="0" w:lastColumn="0" w:noHBand="0" w:noVBand="0" w:val="0020"/>
+        <w:jc w:val="start"/>
       </w:tblPr>
       <w:tblGrid>
         <w:gridCol w:w="3960"/>
@@ -3757,15 +3995,10 @@
       </w:tblGrid>
       <w:tr>
         <w:trPr>
-          <w:cnfStyle w:firstRow="1"/>
+          <w:tblHeader w:val="true"/>
         </w:trPr>
         <w:tc>
-          <w:tcPr>
-            <w:tcBorders>
-              <w:bottom w:val="single"/>
-            </w:tcBorders>
-            <w:vAlign w:val="bottom"/>
-          </w:tcPr>
+          <w:tcPr/>
           <w:p>
             <w:pPr>
               <w:pStyle w:val="Compact"/>
@@ -3777,12 +4010,7 @@
           </w:p>
         </w:tc>
         <w:tc>
-          <w:tcPr>
-            <w:tcBorders>
-              <w:bottom w:val="single"/>
-            </w:tcBorders>
-            <w:vAlign w:val="bottom"/>
-          </w:tcPr>
+          <w:tcPr/>
           <w:p>
             <w:pPr>
               <w:pStyle w:val="Compact"/>
@@ -3796,6 +4024,7 @@
       </w:tr>
       <w:tr>
         <w:tc>
+          <w:tcPr/>
           <w:p>
             <w:pPr>
               <w:pStyle w:val="Compact"/>
@@ -3803,6 +4032,7 @@
             </w:pPr>
             <w:r>
               <w:rPr>
+                <w:bCs/>
                 <w:b/>
               </w:rPr>
               <w:t xml:space="preserve">TRAIGA / HB 149</w:t>
@@ -3810,6 +4040,7 @@
           </w:p>
         </w:tc>
         <w:tc>
+          <w:tcPr/>
           <w:p>
             <w:pPr>
               <w:pStyle w:val="Compact"/>
@@ -3823,6 +4054,7 @@
       </w:tr>
       <w:tr>
         <w:tc>
+          <w:tcPr/>
           <w:p>
             <w:pPr>
               <w:pStyle w:val="Compact"/>
@@ -3830,6 +4062,7 @@
             </w:pPr>
             <w:r>
               <w:rPr>
+                <w:bCs/>
                 <w:b/>
               </w:rPr>
               <w:t xml:space="preserve">Ch. 552</w:t>
@@ -3837,6 +4070,7 @@
           </w:p>
         </w:tc>
         <w:tc>
+          <w:tcPr/>
           <w:p>
             <w:pPr>
               <w:pStyle w:val="Compact"/>
@@ -3850,6 +4084,7 @@
       </w:tr>
       <w:tr>
         <w:tc>
+          <w:tcPr/>
           <w:p>
             <w:pPr>
               <w:pStyle w:val="Compact"/>
@@ -3857,6 +4092,7 @@
             </w:pPr>
             <w:r>
               <w:rPr>
+                <w:bCs/>
                 <w:b/>
               </w:rPr>
               <w:t xml:space="preserve">Disclosure</w:t>
@@ -3864,6 +4100,7 @@
           </w:p>
         </w:tc>
         <w:tc>
+          <w:tcPr/>
           <w:p>
             <w:pPr>
               <w:pStyle w:val="Compact"/>
@@ -3877,6 +4114,7 @@
       </w:tr>
       <w:tr>
         <w:tc>
+          <w:tcPr/>
           <w:p>
             <w:pPr>
               <w:pStyle w:val="Compact"/>
@@ -3884,6 +4122,7 @@
             </w:pPr>
             <w:r>
               <w:rPr>
+                <w:bCs/>
                 <w:b/>
               </w:rPr>
               <w:t xml:space="preserve">Cure period</w:t>
@@ -3891,6 +4130,7 @@
           </w:p>
         </w:tc>
         <w:tc>
+          <w:tcPr/>
           <w:p>
             <w:pPr>
               <w:pStyle w:val="Compact"/>
@@ -3904,6 +4144,7 @@
       </w:tr>
       <w:tr>
         <w:tc>
+          <w:tcPr/>
           <w:p>
             <w:pPr>
               <w:pStyle w:val="Compact"/>
@@ -3911,6 +4152,7 @@
             </w:pPr>
             <w:r>
               <w:rPr>
+                <w:bCs/>
                 <w:b/>
               </w:rPr>
               <w:t xml:space="preserve">Safe harbor</w:t>
@@ -3918,6 +4160,7 @@
           </w:p>
         </w:tc>
         <w:tc>
+          <w:tcPr/>
           <w:p>
             <w:pPr>
               <w:pStyle w:val="Compact"/>
@@ -3931,6 +4174,7 @@
       </w:tr>
       <w:tr>
         <w:tc>
+          <w:tcPr/>
           <w:p>
             <w:pPr>
               <w:pStyle w:val="Compact"/>
@@ -3938,6 +4182,7 @@
             </w:pPr>
             <w:r>
               <w:rPr>
+                <w:bCs/>
                 <w:b/>
               </w:rPr>
               <w:t xml:space="preserve">Candidate signal</w:t>
@@ -3945,6 +4190,7 @@
           </w:p>
         </w:tc>
         <w:tc>
+          <w:tcPr/>
           <w:p>
             <w:pPr>
               <w:pStyle w:val="Compact"/>
@@ -3958,6 +4204,7 @@
       </w:tr>
       <w:tr>
         <w:tc>
+          <w:tcPr/>
           <w:p>
             <w:pPr>
               <w:pStyle w:val="Compact"/>
@@ -3965,6 +4212,7 @@
             </w:pPr>
             <w:r>
               <w:rPr>
+                <w:bCs/>
                 <w:b/>
               </w:rPr>
               <w:t xml:space="preserve">NIST AI RMF</w:t>
@@ -3972,6 +4220,7 @@
           </w:p>
         </w:tc>
         <w:tc>
+          <w:tcPr/>
           <w:p>
             <w:pPr>
               <w:pStyle w:val="Compact"/>
@@ -3985,6 +4234,7 @@
       </w:tr>
       <w:tr>
         <w:tc>
+          <w:tcPr/>
           <w:p>
             <w:pPr>
               <w:pStyle w:val="Compact"/>
@@ -3992,6 +4242,7 @@
             </w:pPr>
             <w:r>
               <w:rPr>
+                <w:bCs/>
                 <w:b/>
               </w:rPr>
               <w:t xml:space="preserve">ISO/IEC 42001</w:t>
@@ -3999,6 +4250,7 @@
           </w:p>
         </w:tc>
         <w:tc>
+          <w:tcPr/>
           <w:p>
             <w:pPr>
               <w:pStyle w:val="Compact"/>
@@ -4012,6 +4264,7 @@
       </w:tr>
       <w:tr>
         <w:tc>
+          <w:tcPr/>
           <w:p>
             <w:pPr>
               <w:pStyle w:val="Compact"/>
@@ -4019,6 +4272,7 @@
             </w:pPr>
             <w:r>
               <w:rPr>
+                <w:bCs/>
                 <w:b/>
               </w:rPr>
               <w:t xml:space="preserve">WAF</w:t>
@@ -4026,6 +4280,7 @@
           </w:p>
         </w:tc>
         <w:tc>
+          <w:tcPr/>
           <w:p>
             <w:pPr>
               <w:pStyle w:val="Compact"/>
@@ -4039,6 +4294,7 @@
       </w:tr>
       <w:tr>
         <w:tc>
+          <w:tcPr/>
           <w:p>
             <w:pPr>
               <w:pStyle w:val="Compact"/>
@@ -4046,6 +4302,7 @@
             </w:pPr>
             <w:r>
               <w:rPr>
+                <w:bCs/>
                 <w:b/>
               </w:rPr>
               <w:t xml:space="preserve">Residential / render tier</w:t>
@@ -4053,6 +4310,7 @@
           </w:p>
         </w:tc>
         <w:tc>
+          <w:tcPr/>
           <w:p>
             <w:pPr>
               <w:pStyle w:val="Compact"/>
@@ -4066,6 +4324,7 @@
       </w:tr>
       <w:tr>
         <w:tc>
+          <w:tcPr/>
           <w:p>
             <w:pPr>
               <w:pStyle w:val="Compact"/>
@@ -4073,6 +4332,7 @@
             </w:pPr>
             <w:r>
               <w:rPr>
+                <w:bCs/>
                 <w:b/>
               </w:rPr>
               <w:t xml:space="preserve">Attestation</w:t>
@@ -4080,6 +4340,7 @@
           </w:p>
         </w:tc>
         <w:tc>
+          <w:tcPr/>
           <w:p>
             <w:pPr>
               <w:pStyle w:val="Compact"/>
@@ -4093,6 +4354,7 @@
       </w:tr>
       <w:tr>
         <w:tc>
+          <w:tcPr/>
           <w:p>
             <w:pPr>
               <w:pStyle w:val="Compact"/>
@@ -4100,6 +4362,7 @@
             </w:pPr>
             <w:r>
               <w:rPr>
+                <w:bCs/>
                 <w:b/>
               </w:rPr>
               <w:t xml:space="preserve">Alignment Statement</w:t>
@@ -4107,6 +4370,7 @@
           </w:p>
         </w:tc>
         <w:tc>
+          <w:tcPr/>
           <w:p>
             <w:pPr>
               <w:pStyle w:val="Compact"/>
@@ -4119,15 +4383,15 @@
         </w:tc>
       </w:tr>
     </w:tbl>
+    <w:bookmarkEnd w:id="46"/>
+    <w:bookmarkStart w:id="47" w:name="important-disclaimers"/>
     <w:p>
       <w:pPr>
         <w:pStyle w:val="Heading1"/>
       </w:pPr>
-      <w:bookmarkStart w:id="47" w:name="important-disclaimers"/>
       <w:r>
         <w:t xml:space="preserve">Important Disclaimers</w:t>
       </w:r>
-      <w:bookmarkEnd w:id="47"/>
     </w:p>
     <w:p>
       <w:pPr>
@@ -4137,6 +4401,7 @@
         <w:t xml:space="preserve">TRAIGA Auditor is a governance and monitoring tool, not a substitute for legal counsel. Findings are candidate compliance signals derived from externally observable evidence and require human and legal review before any enforcement, representation, or public statement. Statutory citations reference Texas HB 149 / Tex. Bus. &amp; Com. Code Ch. 552; re-validate against the enrolled bill. Framework crosswalks (NIST, ISO/IEC 42001, and others) are design and positioning aids and are not legal advice. Generated documents, including the Alignment Statement and Compliance Report, require review by qualified counsel before use.</w:t>
       </w:r>
     </w:p>
+    <w:bookmarkEnd w:id="47"/>
     <w:sectPr/>
   </w:body>
 </w:document>
@@ -4168,17 +4433,14 @@
 <file path=word/numbering.xml><?xml version="1.0" encoding="utf-8"?>
 <w:numbering xmlns:w="http://schemas.openxmlformats.org/wordprocessingml/2006/main">
   <w:abstractNum w:abstractNumId="990">
-    <w:nsid w:val="2c1ae401"/>
+    <w:nsid w:val="A990"/>
     <w:multiLevelType w:val="multilevel"/>
     <w:lvl w:ilvl="0">
       <w:numFmt w:val="bullet"/>
       <w:lvlText w:val=" "/>
       <w:lvlJc w:val="left"/>
       <w:pPr>
-        <w:tabs>
-          <w:tab w:val="num" w:pos="0"/>
-        </w:tabs>
-        <w:ind w:left="480" w:hanging="480"/>
+        <w:ind w:left="720" w:hanging="480"/>
       </w:pPr>
     </w:lvl>
     <w:lvl w:ilvl="1">
@@ -4186,10 +4448,7 @@
       <w:lvlText w:val=" "/>
       <w:lvlJc w:val="left"/>
       <w:pPr>
-        <w:tabs>
-          <w:tab w:val="num" w:pos="720"/>
-        </w:tabs>
-        <w:ind w:left="1200" w:hanging="480"/>
+        <w:ind w:left="1440" w:hanging="480"/>
       </w:pPr>
     </w:lvl>
     <w:lvl w:ilvl="2">
@@ -4197,10 +4456,7 @@
       <w:lvlText w:val=" "/>
       <w:lvlJc w:val="left"/>
       <w:pPr>
-        <w:tabs>
-          <w:tab w:val="num" w:pos="1440"/>
-        </w:tabs>
-        <w:ind w:left="1920" w:hanging="480"/>
+        <w:ind w:left="2160" w:hanging="480"/>
       </w:pPr>
     </w:lvl>
     <w:lvl w:ilvl="3">
@@ -4208,10 +4464,7 @@
       <w:lvlText w:val=" "/>
       <w:lvlJc w:val="left"/>
       <w:pPr>
-        <w:tabs>
-          <w:tab w:val="num" w:pos="2160"/>
-        </w:tabs>
-        <w:ind w:left="2640" w:hanging="480"/>
+        <w:ind w:left="2880" w:hanging="480"/>
       </w:pPr>
     </w:lvl>
     <w:lvl w:ilvl="4">
@@ -4219,10 +4472,7 @@
       <w:lvlText w:val=" "/>
       <w:lvlJc w:val="left"/>
       <w:pPr>
-        <w:tabs>
-          <w:tab w:val="num" w:pos="2880"/>
-        </w:tabs>
-        <w:ind w:left="3360" w:hanging="480"/>
+        <w:ind w:left="3600" w:hanging="480"/>
       </w:pPr>
     </w:lvl>
     <w:lvl w:ilvl="5">
@@ -4230,10 +4480,7 @@
       <w:lvlText w:val=" "/>
       <w:lvlJc w:val="left"/>
       <w:pPr>
-        <w:tabs>
-          <w:tab w:val="num" w:pos="3600"/>
-        </w:tabs>
-        <w:ind w:left="4080" w:hanging="480"/>
+        <w:ind w:left="4320" w:hanging="480"/>
       </w:pPr>
     </w:lvl>
     <w:lvl w:ilvl="6">
@@ -4241,10 +4488,7 @@
       <w:lvlText w:val=" "/>
       <w:lvlJc w:val="left"/>
       <w:pPr>
-        <w:tabs>
-          <w:tab w:val="num" w:pos="4320"/>
-        </w:tabs>
-        <w:ind w:left="4800" w:hanging="480"/>
+        <w:ind w:left="5040" w:hanging="480"/>
       </w:pPr>
     </w:lvl>
     <w:lvl w:ilvl="7">
@@ -4252,10 +4496,7 @@
       <w:lvlText w:val=" "/>
       <w:lvlJc w:val="left"/>
       <w:pPr>
-        <w:tabs>
-          <w:tab w:val="num" w:pos="5040"/>
-        </w:tabs>
-        <w:ind w:left="5520" w:hanging="480"/>
+        <w:ind w:left="5760" w:hanging="480"/>
       </w:pPr>
     </w:lvl>
     <w:lvl w:ilvl="8">
@@ -4263,25 +4504,19 @@
       <w:lvlText w:val=" "/>
       <w:lvlJc w:val="left"/>
       <w:pPr>
-        <w:tabs>
-          <w:tab w:val="num" w:pos="5760"/>
-        </w:tabs>
-        <w:ind w:left="6240" w:hanging="480"/>
+        <w:ind w:left="6480" w:hanging="480"/>
       </w:pPr>
     </w:lvl>
   </w:abstractNum>
   <w:abstractNum w:abstractNumId="991">
-    <w:nsid w:val="ea454b4c"/>
+    <w:nsid w:val="A991"/>
     <w:multiLevelType w:val="multilevel"/>
     <w:lvl w:ilvl="0">
       <w:numFmt w:val="bullet"/>
       <w:lvlText w:val="•"/>
       <w:lvlJc w:val="left"/>
       <w:pPr>
-        <w:tabs>
-          <w:tab w:val="num" w:pos="0"/>
-        </w:tabs>
-        <w:ind w:left="480" w:hanging="480"/>
+        <w:ind w:left="720" w:hanging="480"/>
       </w:pPr>
     </w:lvl>
     <w:lvl w:ilvl="1">
@@ -4289,10 +4524,7 @@
       <w:lvlText w:val="–"/>
       <w:lvlJc w:val="left"/>
       <w:pPr>
-        <w:tabs>
-          <w:tab w:val="num" w:pos="720"/>
-        </w:tabs>
-        <w:ind w:left="1200" w:hanging="480"/>
+        <w:ind w:left="1440" w:hanging="480"/>
       </w:pPr>
     </w:lvl>
     <w:lvl w:ilvl="2">
@@ -4300,10 +4532,7 @@
       <w:lvlText w:val="•"/>
       <w:lvlJc w:val="left"/>
       <w:pPr>
-        <w:tabs>
-          <w:tab w:val="num" w:pos="1440"/>
-        </w:tabs>
-        <w:ind w:left="1920" w:hanging="480"/>
+        <w:ind w:left="2160" w:hanging="480"/>
       </w:pPr>
     </w:lvl>
     <w:lvl w:ilvl="3">
@@ -4311,10 +4540,7 @@
       <w:lvlText w:val="–"/>
       <w:lvlJc w:val="left"/>
       <w:pPr>
-        <w:tabs>
-          <w:tab w:val="num" w:pos="2160"/>
-        </w:tabs>
-        <w:ind w:left="2640" w:hanging="480"/>
+        <w:ind w:left="2880" w:hanging="480"/>
       </w:pPr>
     </w:lvl>
     <w:lvl w:ilvl="4">
@@ -4322,10 +4548,7 @@
       <w:lvlText w:val="•"/>
       <w:lvlJc w:val="left"/>
       <w:pPr>
-        <w:tabs>
-          <w:tab w:val="num" w:pos="2880"/>
-        </w:tabs>
-        <w:ind w:left="3360" w:hanging="480"/>
+        <w:ind w:left="3600" w:hanging="480"/>
       </w:pPr>
     </w:lvl>
     <w:lvl w:ilvl="5">
@@ -4333,10 +4556,7 @@
       <w:lvlText w:val="–"/>
       <w:lvlJc w:val="left"/>
       <w:pPr>
-        <w:tabs>
-          <w:tab w:val="num" w:pos="3600"/>
-        </w:tabs>
-        <w:ind w:left="4080" w:hanging="480"/>
+        <w:ind w:left="4320" w:hanging="480"/>
       </w:pPr>
     </w:lvl>
     <w:lvl w:ilvl="6">
@@ -4344,10 +4564,7 @@
       <w:lvlText w:val="•"/>
       <w:lvlJc w:val="left"/>
       <w:pPr>
-        <w:tabs>
-          <w:tab w:val="num" w:pos="4320"/>
-        </w:tabs>
-        <w:ind w:left="4800" w:hanging="480"/>
+        <w:ind w:left="5040" w:hanging="480"/>
       </w:pPr>
     </w:lvl>
     <w:lvl w:ilvl="7">
@@ -4355,10 +4572,7 @@
       <w:lvlText w:val="–"/>
       <w:lvlJc w:val="left"/>
       <w:pPr>
-        <w:tabs>
-          <w:tab w:val="num" w:pos="5040"/>
-        </w:tabs>
-        <w:ind w:left="5520" w:hanging="480"/>
+        <w:ind w:left="5760" w:hanging="480"/>
       </w:pPr>
     </w:lvl>
     <w:lvl w:ilvl="8">
@@ -4366,10 +4580,7 @@
       <w:lvlText w:val="•"/>
       <w:lvlJc w:val="left"/>
       <w:pPr>
-        <w:tabs>
-          <w:tab w:val="num" w:pos="5760"/>
-        </w:tabs>
-        <w:ind w:left="6240" w:hanging="480"/>
+        <w:ind w:left="6480" w:hanging="480"/>
       </w:pPr>
     </w:lvl>
   </w:abstractNum>
@@ -4426,10 +4637,10 @@
   <w:docDefaults>
     <w:rPrDefault>
       <w:rPr>
-        <w:rFonts w:asciiTheme="minorHAnsi" w:eastAsiaTheme="minorHAnsi" w:hAnsiTheme="minorHAnsi" w:cstheme="minorBidi"/>
+        <w:rFonts w:asciiTheme="minorHAnsi" w:cstheme="minorBidi" w:eastAsiaTheme="minorHAnsi" w:hAnsiTheme="minorHAnsi"/>
         <w:sz w:val="24"/>
         <w:szCs w:val="24"/>
-        <w:lang w:val="en-US" w:eastAsia="en-US" w:bidi="ar-SA"/>
+        <w:lang w:bidi="ar-SA" w:eastAsia="en-US" w:val="en-US"/>
       </w:rPr>
     </w:rPrDefault>
     <w:pPrDefault>
@@ -4438,35 +4649,35 @@
       </w:pPr>
     </w:pPrDefault>
   </w:docDefaults>
-  <w:latentStyles w:defLockedState="0" w:defUIPriority="0" w:defSemiHidden="0" w:defUnhideWhenUsed="0" w:defQFormat="0" w:count="276"/>
-  <w:style w:type="paragraph" w:default="1" w:styleId="Normal">
+  <w:latentStyles w:count="276" w:defLockedState="0" w:defQFormat="0" w:defSemiHidden="0" w:defUIPriority="0" w:defUnhideWhenUsed="0"/>
+  <w:style w:default="1" w:styleId="Normal" w:type="paragraph">
     <w:name w:val="Normal"/>
     <w:qFormat/>
   </w:style>
-  <w:style w:type="paragraph" w:styleId="BodyText">
+  <w:style w:styleId="BodyText" w:type="paragraph">
     <w:name w:val="Body Text"/>
     <w:basedOn w:val="Normal"/>
     <w:link w:val="BodyTextChar"/>
     <w:pPr>
-      <w:spacing w:before="180" w:after="180"/>
+      <w:spacing w:after="180" w:before="180"/>
     </w:pPr>
     <w:qFormat/>
   </w:style>
-  <w:style w:type="paragraph" w:customStyle="1" w:styleId="FirstParagraph">
+  <w:style w:customStyle="1" w:styleId="FirstParagraph" w:type="paragraph">
     <w:name w:val="First Paragraph"/>
     <w:basedOn w:val="BodyText"/>
     <w:next w:val="BodyText"/>
     <w:qFormat/>
   </w:style>
-  <w:style w:type="paragraph" w:customStyle="1" w:styleId="Compact">
+  <w:style w:customStyle="1" w:styleId="Compact" w:type="paragraph">
     <w:name w:val="Compact"/>
     <w:basedOn w:val="BodyText"/>
     <w:qFormat/>
     <w:pPr>
-      <w:spacing w:before="36" w:after="36"/>
+      <w:spacing w:after="36" w:before="36"/>
     </w:pPr>
   </w:style>
-  <w:style w:type="paragraph" w:styleId="Title">
+  <w:style w:styleId="Title" w:type="paragraph">
     <w:name w:val="Title"/>
     <w:basedOn w:val="Normal"/>
     <w:next w:val="BodyText"/>
@@ -4474,19 +4685,19 @@
     <w:pPr>
       <w:keepNext/>
       <w:keepLines/>
-      <w:spacing w:before="480" w:after="240"/>
+      <w:spacing w:after="240" w:before="480"/>
       <w:jc w:val="center"/>
     </w:pPr>
     <w:rPr>
-      <w:rFonts w:asciiTheme="majorHAnsi" w:eastAsiaTheme="majorEastAsia" w:hAnsiTheme="majorHAnsi" w:cstheme="majorBidi"/>
+      <w:rFonts w:asciiTheme="majorHAnsi" w:cstheme="majorBidi" w:eastAsiaTheme="majorEastAsia" w:hAnsiTheme="majorHAnsi"/>
       <w:b/>
       <w:bCs/>
-      <w:color w:val="345A8A" w:themeColor="accent1" w:themeShade="B5"/>
+      <w:color w:themeColor="accent1" w:themeShade="B5" w:val="345A8A"/>
       <w:sz w:val="36"/>
       <w:szCs w:val="36"/>
     </w:rPr>
   </w:style>
-  <w:style w:type="paragraph" w:styleId="Subtitle">
+  <w:style w:styleId="Subtitle" w:type="paragraph">
     <w:name w:val="Subtitle"/>
     <w:basedOn w:val="Title"/>
     <w:next w:val="BodyText"/>
@@ -4494,7 +4705,7 @@
     <w:pPr>
       <w:keepNext/>
       <w:keepLines/>
-      <w:spacing w:before="240" w:after="240"/>
+      <w:spacing w:after="240" w:before="240"/>
       <w:jc w:val="center"/>
     </w:pPr>
     <w:rPr>
@@ -4502,7 +4713,7 @@
       <w:szCs w:val="30"/>
     </w:rPr>
   </w:style>
-  <w:style w:type="paragraph" w:customStyle="1" w:styleId="Author">
+  <w:style w:customStyle="1" w:styleId="Author" w:type="paragraph">
     <w:name w:val="Author"/>
     <w:next w:val="BodyText"/>
     <w:qFormat/>
@@ -4512,7 +4723,7 @@
       <w:jc w:val="center"/>
     </w:pPr>
   </w:style>
-  <w:style w:type="paragraph" w:styleId="Date">
+  <w:style w:styleId="Date" w:type="paragraph">
     <w:name w:val="Date"/>
     <w:next w:val="BodyText"/>
     <w:qFormat/>
@@ -4522,7 +4733,26 @@
       <w:jc w:val="center"/>
     </w:pPr>
   </w:style>
-  <w:style w:type="paragraph" w:customStyle="1" w:styleId="Abstract">
+  <w:style w:customStyle="1" w:styleId="AbstractTitle" w:type="paragraph">
+    <w:name w:val="Abstract Title"/>
+    <w:basedOn w:val="Normal"/>
+    <w:next w:val="Abstract"/>
+    <w:qFormat/>
+    <w:pPr>
+      <w:keepNext/>
+      <w:keepLines/>
+      <w:jc w:val="center"/>
+      <w:spacing w:after="0" w:before="300"/>
+    </w:pPr>
+    <w:rPr>
+      <w:sz w:val="20"/>
+      <w:szCs w:val="20"/>
+      <w:b/>
+      <w:color w:val="345A8A"/>
+      &gt;
+    </w:rPr>
+  </w:style>
+  <w:style w:customStyle="1" w:styleId="Abstract" w:type="paragraph">
     <w:name w:val="Abstract"/>
     <w:basedOn w:val="Normal"/>
     <w:next w:val="BodyText"/>
@@ -4530,14 +4760,14 @@
     <w:pPr>
       <w:keepNext/>
       <w:keepLines/>
-      <w:spacing w:before="300" w:after="300"/>
+      <w:spacing w:after="300" w:before="100"/>
     </w:pPr>
     <w:rPr>
       <w:sz w:val="20"/>
       <w:szCs w:val="20"/>
     </w:rPr>
   </w:style>
-  <w:style w:type="paragraph" w:styleId="Bibliography">
+  <w:style w:styleId="Bibliography" w:type="paragraph">
     <w:name w:val="Bibliography"/>
     <w:basedOn w:val="Normal"/>
     <w:next w:val="Bibliography"/>
@@ -4545,7 +4775,7 @@
     <w:pPr/>
     <w:rPr/>
   </w:style>
-  <w:style w:type="paragraph" w:styleId="Heading1">
+  <w:style w:styleId="Heading1" w:type="paragraph">
     <w:name w:val="Heading 1"/>
     <w:basedOn w:val="Normal"/>
     <w:next w:val="BodyText"/>
@@ -4554,19 +4784,19 @@
     <w:pPr>
       <w:keepNext/>
       <w:keepLines/>
-      <w:spacing w:before="480" w:after="0"/>
+      <w:spacing w:after="0" w:before="480"/>
       <w:outlineLvl w:val="0"/>
     </w:pPr>
     <w:rPr>
-      <w:rFonts w:asciiTheme="majorHAnsi" w:eastAsiaTheme="majorEastAsia" w:hAnsiTheme="majorHAnsi" w:cstheme="majorBidi"/>
+      <w:rFonts w:asciiTheme="majorHAnsi" w:cstheme="majorBidi" w:eastAsiaTheme="majorEastAsia" w:hAnsiTheme="majorHAnsi"/>
       <w:b/>
       <w:bCs/>
-      <w:color w:val="4F81BD" w:themeColor="accent1"/>
+      <w:color w:themeColor="accent1" w:val="4F81BD"/>
       <w:sz w:val="32"/>
       <w:szCs w:val="32"/>
     </w:rPr>
   </w:style>
-  <w:style w:type="paragraph" w:styleId="Heading2">
+  <w:style w:styleId="Heading2" w:type="paragraph">
     <w:name w:val="Heading 2"/>
     <w:basedOn w:val="Normal"/>
     <w:next w:val="BodyText"/>
@@ -4576,19 +4806,19 @@
     <w:pPr>
       <w:keepNext/>
       <w:keepLines/>
-      <w:spacing w:before="200" w:after="0"/>
+      <w:spacing w:after="0" w:before="200"/>
       <w:outlineLvl w:val="1"/>
     </w:pPr>
     <w:rPr>
-      <w:rFonts w:asciiTheme="majorHAnsi" w:eastAsiaTheme="majorEastAsia" w:hAnsiTheme="majorHAnsi" w:cstheme="majorBidi"/>
+      <w:rFonts w:asciiTheme="majorHAnsi" w:cstheme="majorBidi" w:eastAsiaTheme="majorEastAsia" w:hAnsiTheme="majorHAnsi"/>
       <w:b/>
       <w:bCs/>
-      <w:color w:val="4F81BD" w:themeColor="accent1"/>
+      <w:color w:themeColor="accent1" w:val="4F81BD"/>
       <w:sz w:val="28"/>
       <w:szCs w:val="28"/>
     </w:rPr>
   </w:style>
-  <w:style w:type="paragraph" w:styleId="Heading3">
+  <w:style w:styleId="Heading3" w:type="paragraph">
     <w:name w:val="Heading 3"/>
     <w:basedOn w:val="Normal"/>
     <w:next w:val="BodyText"/>
@@ -4598,19 +4828,19 @@
     <w:pPr>
       <w:keepNext/>
       <w:keepLines/>
-      <w:spacing w:before="200" w:after="0"/>
+      <w:spacing w:after="0" w:before="200"/>
       <w:outlineLvl w:val="2"/>
     </w:pPr>
     <w:rPr>
-      <w:rFonts w:asciiTheme="majorHAnsi" w:eastAsiaTheme="majorEastAsia" w:hAnsiTheme="majorHAnsi" w:cstheme="majorBidi"/>
+      <w:rFonts w:asciiTheme="majorHAnsi" w:cstheme="majorBidi" w:eastAsiaTheme="majorEastAsia" w:hAnsiTheme="majorHAnsi"/>
       <w:b/>
       <w:bCs/>
-      <w:color w:val="4F81BD" w:themeColor="accent1"/>
+      <w:color w:themeColor="accent1" w:val="4F81BD"/>
       <w:sz w:val="24"/>
       <w:szCs w:val="24"/>
     </w:rPr>
   </w:style>
-  <w:style w:type="paragraph" w:styleId="Heading4">
+  <w:style w:styleId="Heading4" w:type="paragraph">
     <w:name w:val="Heading 4"/>
     <w:basedOn w:val="Normal"/>
     <w:next w:val="BodyText"/>
@@ -4620,19 +4850,19 @@
     <w:pPr>
       <w:keepNext/>
       <w:keepLines/>
-      <w:spacing w:before="200" w:after="0"/>
+      <w:spacing w:after="0" w:before="200"/>
       <w:outlineLvl w:val="3"/>
     </w:pPr>
     <w:rPr>
-      <w:rFonts w:asciiTheme="majorHAnsi" w:eastAsiaTheme="majorEastAsia" w:hAnsiTheme="majorHAnsi" w:cstheme="majorBidi"/>
+      <w:rFonts w:asciiTheme="majorHAnsi" w:cstheme="majorBidi" w:eastAsiaTheme="majorEastAsia" w:hAnsiTheme="majorHAnsi"/>
       <w:i/>
       <w:bCs/>
-      <w:color w:val="4F81BD" w:themeColor="accent1"/>
+      <w:color w:themeColor="accent1" w:val="4F81BD"/>
       <w:sz w:val="24"/>
       <w:szCs w:val="24"/>
     </w:rPr>
   </w:style>
-  <w:style w:type="paragraph" w:styleId="Heading5">
+  <w:style w:styleId="Heading5" w:type="paragraph">
     <w:name w:val="Heading 5"/>
     <w:basedOn w:val="Normal"/>
     <w:next w:val="BodyText"/>
@@ -4642,18 +4872,18 @@
     <w:pPr>
       <w:keepNext/>
       <w:keepLines/>
-      <w:spacing w:before="200" w:after="0"/>
+      <w:spacing w:after="0" w:before="200"/>
       <w:outlineLvl w:val="4"/>
     </w:pPr>
     <w:rPr>
-      <w:rFonts w:asciiTheme="majorHAnsi" w:eastAsiaTheme="majorEastAsia" w:hAnsiTheme="majorHAnsi" w:cstheme="majorBidi"/>
+      <w:rFonts w:asciiTheme="majorHAnsi" w:cstheme="majorBidi" w:eastAsiaTheme="majorEastAsia" w:hAnsiTheme="majorHAnsi"/>
       <w:iCs/>
-      <w:color w:val="4F81BD" w:themeColor="accent1"/>
+      <w:color w:themeColor="accent1" w:val="4F81BD"/>
       <w:sz w:val="24"/>
       <w:szCs w:val="24"/>
     </w:rPr>
   </w:style>
-  <w:style w:type="paragraph" w:styleId="Heading6">
+  <w:style w:styleId="Heading6" w:type="paragraph">
     <w:name w:val="Heading 6"/>
     <w:basedOn w:val="Normal"/>
     <w:next w:val="BodyText"/>
@@ -4663,17 +4893,17 @@
     <w:pPr>
       <w:keepNext/>
       <w:keepLines/>
-      <w:spacing w:before="200" w:after="0"/>
+      <w:spacing w:after="0" w:before="200"/>
       <w:outlineLvl w:val="5"/>
     </w:pPr>
     <w:rPr>
-      <w:rFonts w:asciiTheme="majorHAnsi" w:eastAsiaTheme="majorEastAsia" w:hAnsiTheme="majorHAnsi" w:cstheme="majorBidi"/>
-      <w:color w:val="4F81BD" w:themeColor="accent1"/>
+      <w:rFonts w:asciiTheme="majorHAnsi" w:cstheme="majorBidi" w:eastAsiaTheme="majorEastAsia" w:hAnsiTheme="majorHAnsi"/>
+      <w:color w:themeColor="accent1" w:val="4F81BD"/>
       <w:sz w:val="24"/>
       <w:szCs w:val="24"/>
     </w:rPr>
   </w:style>
-  <w:style w:type="paragraph" w:styleId="Heading7">
+  <w:style w:styleId="Heading7" w:type="paragraph">
     <w:name w:val="Heading 7"/>
     <w:basedOn w:val="Normal"/>
     <w:next w:val="BodyText"/>
@@ -4683,17 +4913,17 @@
     <w:pPr>
       <w:keepNext/>
       <w:keepLines/>
-      <w:spacing w:before="200" w:after="0"/>
+      <w:spacing w:after="0" w:before="200"/>
       <w:outlineLvl w:val="6"/>
     </w:pPr>
     <w:rPr>
-      <w:rFonts w:asciiTheme="majorHAnsi" w:eastAsiaTheme="majorEastAsia" w:hAnsiTheme="majorHAnsi" w:cstheme="majorBidi"/>
-      <w:color w:val="4F81BD" w:themeColor="accent1"/>
+      <w:rFonts w:asciiTheme="majorHAnsi" w:cstheme="majorBidi" w:eastAsiaTheme="majorEastAsia" w:hAnsiTheme="majorHAnsi"/>
+      <w:color w:themeColor="accent1" w:val="4F81BD"/>
       <w:sz w:val="24"/>
       <w:szCs w:val="24"/>
     </w:rPr>
   </w:style>
-  <w:style w:type="paragraph" w:styleId="Heading8">
+  <w:style w:styleId="Heading8" w:type="paragraph">
     <w:name w:val="Heading 8"/>
     <w:basedOn w:val="Normal"/>
     <w:next w:val="BodyText"/>
@@ -4703,17 +4933,17 @@
     <w:pPr>
       <w:keepNext/>
       <w:keepLines/>
-      <w:spacing w:before="200" w:after="0"/>
+      <w:spacing w:after="0" w:before="200"/>
       <w:outlineLvl w:val="7"/>
     </w:pPr>
     <w:rPr>
-      <w:rFonts w:asciiTheme="majorHAnsi" w:eastAsiaTheme="majorEastAsia" w:hAnsiTheme="majorHAnsi" w:cstheme="majorBidi"/>
-      <w:color w:val="4F81BD" w:themeColor="accent1"/>
+      <w:rFonts w:asciiTheme="majorHAnsi" w:cstheme="majorBidi" w:eastAsiaTheme="majorEastAsia" w:hAnsiTheme="majorHAnsi"/>
+      <w:color w:themeColor="accent1" w:val="4F81BD"/>
       <w:sz w:val="24"/>
       <w:szCs w:val="24"/>
     </w:rPr>
   </w:style>
-  <w:style w:type="paragraph" w:styleId="Heading9">
+  <w:style w:styleId="Heading9" w:type="paragraph">
     <w:name w:val="Heading 9"/>
     <w:basedOn w:val="Normal"/>
     <w:next w:val="BodyText"/>
@@ -4723,17 +4953,17 @@
     <w:pPr>
       <w:keepNext/>
       <w:keepLines/>
-      <w:spacing w:before="200" w:after="0"/>
+      <w:spacing w:after="0" w:before="200"/>
       <w:outlineLvl w:val="8"/>
     </w:pPr>
     <w:rPr>
-      <w:rFonts w:asciiTheme="majorHAnsi" w:eastAsiaTheme="majorEastAsia" w:hAnsiTheme="majorHAnsi" w:cstheme="majorBidi"/>
-      <w:color w:val="4F81BD" w:themeColor="accent1"/>
+      <w:rFonts w:asciiTheme="majorHAnsi" w:cstheme="majorBidi" w:eastAsiaTheme="majorEastAsia" w:hAnsiTheme="majorHAnsi"/>
+      <w:color w:themeColor="accent1" w:val="4F81BD"/>
       <w:sz w:val="24"/>
       <w:szCs w:val="24"/>
     </w:rPr>
   </w:style>
-  <w:style w:type="paragraph" w:styleId="BlockText">
+  <w:style w:styleId="BlockText" w:type="paragraph">
     <w:name w:val="Block Text"/>
     <w:basedOn w:val="BodyText"/>
     <w:next w:val="BodyText"/>
@@ -4741,11 +4971,11 @@
     <w:unhideWhenUsed/>
     <w:qFormat/>
     <w:pPr>
-      <w:spacing w:before="100" w:after="100"/>
+      <w:spacing w:after="100" w:before="100"/>
       <w:ind w:firstLine="0" w:left="480" w:right="480"/>
     </w:pPr>
   </w:style>
-  <w:style w:type="paragraph" w:styleId="FootnoteText">
+  <w:style w:styleId="FootnoteText" w:type="paragraph">
     <w:name w:val="Footnote Text"/>
     <w:basedOn w:val="Normal"/>
     <w:next w:val="FootnoteText"/>
@@ -4753,28 +4983,43 @@
     <w:unhideWhenUsed/>
     <w:qFormat/>
   </w:style>
-  <w:style w:type="character" w:default="1" w:styleId="DefaultParagraphFont">
+  <w:style w:default="1" w:styleId="DefaultParagraphFont" w:type="character">
     <w:name w:val="Default Paragraph Font"/>
     <w:semiHidden/>
     <w:unhideWhenUsed/>
   </w:style>
-  <w:style w:type="table" w:default="1" w:styleId="Table">
+  <w:style w:default="1" w:styleId="Table" w:type="table">
     <w:name w:val="Table"/>
     <w:basedOn w:val="TableNormal"/>
     <w:semiHidden/>
     <w:unhideWhenUsed/>
     <w:qFormat/>
     <w:tblPr>
-      <w:tblInd w:w="0" w:type="dxa"/>
+      <w:tblInd w:type="dxa" w:w="0"/>
       <w:tblCellMar>
-        <w:top w:w="0" w:type="dxa"/>
-        <w:left w:w="108" w:type="dxa"/>
-        <w:bottom w:w="0" w:type="dxa"/>
-        <w:right w:w="108" w:type="dxa"/>
+        <w:top w:type="dxa" w:w="0"/>
+        <w:left w:type="dxa" w:w="108"/>
+        <w:bottom w:type="dxa" w:w="0"/>
+        <w:right w:type="dxa" w:w="108"/>
       </w:tblCellMar>
     </w:tblPr>
-  </w:style>
-  <w:style w:type="paragraph" w:customStyle="1" w:styleId="DefinitionTerm">
+    <w:tblStylePr w:type="firstRow">
+      <w:tblPr>
+        <w:jc w:val="left"/>
+        <w:tblInd w:type="dxa" w:w="0"/>
+      </w:tblPr>
+      <w:trPr>
+        <w:jc w:val="left"/>
+      </w:trPr>
+      <w:tcPr>
+        <w:vAlign w:val="bottom"/>
+        <w:tcBorders>
+          <w:bottom w:val="single"/>
+        </w:tcBorders>
+      </w:tcPr>
+    </w:tblStylePr>
+  </w:style>
+  <w:style w:customStyle="1" w:styleId="DefinitionTerm" w:type="paragraph">
     <w:name w:val="Definition Term"/>
     <w:basedOn w:val="Normal"/>
     <w:next w:val="Definition"/>
@@ -4787,49 +5032,49 @@
       <w:b/>
     </w:rPr>
   </w:style>
-  <w:style w:type="paragraph" w:customStyle="1" w:styleId="Definition">
+  <w:style w:customStyle="1" w:styleId="Definition" w:type="paragraph">
     <w:name w:val="Definition"/>
     <w:basedOn w:val="Normal"/>
   </w:style>
-  <w:style w:type="paragraph" w:styleId="Caption">
+  <w:style w:styleId="Caption" w:type="paragraph">
     <w:name w:val="Caption"/>
     <w:basedOn w:val="Normal"/>
     <w:link w:val="BodyTextChar"/>
     <w:pPr>
-      <w:spacing w:before="0" w:after="120"/>
+      <w:spacing w:after="120" w:before="0"/>
     </w:pPr>
     <w:rPr>
       <w:i/>
     </w:rPr>
   </w:style>
-  <w:style w:type="paragraph" w:customStyle="1" w:styleId="TableCaption">
+  <w:style w:customStyle="1" w:styleId="TableCaption" w:type="paragraph">
     <w:name w:val="Table Caption"/>
     <w:basedOn w:val="Caption"/>
     <w:pPr>
       <w:keepNext/>
     </w:pPr>
   </w:style>
-  <w:style w:type="paragraph" w:customStyle="1" w:styleId="ImageCaption">
+  <w:style w:customStyle="1" w:styleId="ImageCaption" w:type="paragraph">
     <w:name w:val="Image Caption"/>
     <w:basedOn w:val="Caption"/>
   </w:style>
-  <w:style w:type="paragraph" w:customStyle="1" w:styleId="Figure">
+  <w:style w:customStyle="1" w:styleId="Figure" w:type="paragraph">
     <w:name w:val="Figure"/>
     <w:basedOn w:val="Normal"/>
   </w:style>
-  <w:style w:type="paragraph" w:customStyle="1" w:styleId="CaptionedFigure">
+  <w:style w:customStyle="1" w:styleId="CaptionedFigure" w:type="paragraph">
     <w:name w:val="Captioned Figure"/>
     <w:basedOn w:val="Figure"/>
     <w:pPr>
       <w:keepNext/>
     </w:pPr>
   </w:style>
-  <w:style w:type="character" w:customStyle="1" w:styleId="BodyTextChar">
+  <w:style w:customStyle="1" w:styleId="BodyTextChar" w:type="character">
     <w:name w:val="Body Text Char"/>
     <w:basedOn w:val="DefaultParagraphFont"/>
     <w:link w:val="BodyText"/>
   </w:style>
-  <w:style w:type="character" w:customStyle="1" w:styleId="VerbatimChar">
+  <w:style w:customStyle="1" w:styleId="VerbatimChar" w:type="character">
     <w:name w:val="Verbatim Char"/>
     <w:basedOn w:val="BodyTextChar"/>
     <w:rPr>
@@ -4837,21 +5082,25 @@
       <w:sz w:val="22"/>
     </w:rPr>
   </w:style>
-  <w:style w:type="character" w:styleId="FootnoteReference">
+  <w:style w:customStyle="1" w:styleId="SectionNumber" w:type="character">
+    <w:name w:val="Section Number"/>
+    <w:basedOn w:val="BodyTextChar"/>
+  </w:style>
+  <w:style w:styleId="FootnoteReference" w:type="character">
     <w:name w:val="Footnote Reference"/>
     <w:basedOn w:val="BodyTextChar"/>
     <w:rPr>
       <w:vertAlign w:val="superscript"/>
     </w:rPr>
   </w:style>
-  <w:style w:type="character" w:styleId="Hyperlink">
+  <w:style w:styleId="Hyperlink" w:type="character">
     <w:name w:val="Hyperlink"/>
     <w:basedOn w:val="BodyTextChar"/>
     <w:rPr>
-      <w:color w:val="4F81BD" w:themeColor="accent1"/>
+      <w:color w:themeColor="accent1" w:val="4F81BD"/>
     </w:rPr>
   </w:style>
-  <w:style w:type="paragraph" w:styleId="TOCHeading">
+  <w:style w:styleId="TOCHeading" w:type="paragraph">
     <w:name w:val="TOC Heading"/>
     <w:basedOn w:val="Heading1"/>
     <w:next w:val="BodyText"/>
@@ -4863,10 +5112,10 @@
       <w:outlineLvl w:val="9"/>
     </w:pPr>
     <w:rPr>
-      <w:rFonts w:asciiTheme="majorHAnsi" w:eastAsiaTheme="majorEastAsia" w:hAnsiTheme="majorHAnsi" w:cstheme="majorBidi"/>
+      <w:rFonts w:asciiTheme="majorHAnsi" w:cstheme="majorBidi" w:eastAsiaTheme="majorEastAsia" w:hAnsiTheme="majorHAnsi"/>
       <w:b w:val="0"/>
       <w:bCs w:val="0"/>
-      <w:color w:val="365F91" w:themeColor="accent1" w:themeShade="BF"/>
+      <w:color w:themeColor="accent1" w:themeShade="BF" w:val="365F91"/>
     </w:rPr>
   </w:style>
   <w:style w:type="paragraph" w:customStyle="1" w:styleId="SourceCode">
@@ -4958,7 +5207,10 @@
   <w:style w:type="character" w:customStyle="1" w:styleId="ImportTok">
     <w:name w:val="ImportTok"/>
     <w:basedOn w:val="VerbatimChar"/>
-    <w:rPr/>
+    <w:rPr>
+      <w:color w:val="008000"/>
+      <w:b/>
+    </w:rPr>
   </w:style>
   <w:style w:type="character" w:customStyle="1" w:styleId="CommentTok">
     <w:name w:val="CommentTok"/>
@@ -5033,7 +5285,9 @@
   <w:style w:type="character" w:customStyle="1" w:styleId="BuiltInTok">
     <w:name w:val="BuiltInTok"/>
     <w:basedOn w:val="VerbatimChar"/>
-    <w:rPr/>
+    <w:rPr>
+      <w:color w:val="008000"/>
+    </w:rPr>
   </w:style>
   <w:style w:type="character" w:customStyle="1" w:styleId="ExtensionTok">
     <w:name w:val="ExtensionTok"/>
